--- a/ПР4/ПР4.docx
+++ b/ПР4/ПР4.docx
@@ -50,7 +50,7 @@
                 <w:lang w:eastAsia="ru-RU"/>
               </w:rPr>
               <w:drawing>
-                <wp:inline distT="0" distB="0" distL="0" distR="0" wp14:anchorId="12358CD4" wp14:editId="142649EC">
+                <wp:inline distT="0" distB="0" distL="0" distR="0" wp14:anchorId="12358CD4" wp14:editId="3C220409">
                   <wp:extent cx="1066800" cy="1066800"/>
                   <wp:effectExtent l="0" t="0" r="0" b="0"/>
                   <wp:docPr id="298370851" name="Рисунок 3"/>
@@ -1306,7 +1306,17 @@
           <w:szCs w:val="32"/>
           <w:lang w:eastAsia="zh-CN" w:bidi="hi-IN"/>
         </w:rPr>
-        <w:t xml:space="preserve"> 2</w:t>
+        <w:t xml:space="preserve"> </w:t>
+      </w:r>
+      <w:r>
+        <w:rPr>
+          <w:rFonts w:eastAsia="Droid Sans Fallback" w:cs="Times New Roman"/>
+          <w:kern w:val="2"/>
+          <w:sz w:val="32"/>
+          <w:szCs w:val="32"/>
+          <w:lang w:val="en-US" w:eastAsia="zh-CN" w:bidi="hi-IN"/>
+        </w:rPr>
+        <w:t>4</w:t>
       </w:r>
     </w:p>
     <w:p>
@@ -1321,6 +1331,25 @@
           <w:lang w:eastAsia="zh-CN" w:bidi="hi-IN"/>
         </w:rPr>
         <w:t>Задание 1</w:t>
+      </w:r>
+    </w:p>
+    <w:p>
+      <w:pPr>
+        <w:rPr>
+          <w:lang w:eastAsia="zh-CN" w:bidi="hi-IN"/>
+        </w:rPr>
+      </w:pPr>
+      <w:r>
+        <w:rPr>
+          <w:lang w:eastAsia="zh-CN" w:bidi="hi-IN"/>
+        </w:rPr>
+        <w:t>Работа с накопителями данных. Технологии классического RAID По материалам лекции заполните таблицу</w:t>
+      </w:r>
+      <w:r>
+        <w:rPr>
+          <w:lang w:eastAsia="zh-CN" w:bidi="hi-IN"/>
+        </w:rPr>
+        <w:t>.</w:t>
       </w:r>
     </w:p>
     <w:p>
@@ -1377,18 +1406,18 @@
     <w:tbl>
       <w:tblPr>
         <w:tblStyle w:val="ae"/>
-        <w:tblW w:w="0" w:type="auto"/>
+        <w:tblW w:w="14979" w:type="dxa"/>
         <w:tblLook w:val="04A0" w:firstRow="1" w:lastRow="0" w:firstColumn="1" w:lastColumn="0" w:noHBand="0" w:noVBand="1"/>
       </w:tblPr>
       <w:tblGrid>
-        <w:gridCol w:w="1368"/>
-        <w:gridCol w:w="3028"/>
-        <w:gridCol w:w="1795"/>
-        <w:gridCol w:w="952"/>
-        <w:gridCol w:w="1191"/>
-        <w:gridCol w:w="1987"/>
-        <w:gridCol w:w="2316"/>
-        <w:gridCol w:w="1923"/>
+        <w:gridCol w:w="1420"/>
+        <w:gridCol w:w="2526"/>
+        <w:gridCol w:w="1811"/>
+        <w:gridCol w:w="974"/>
+        <w:gridCol w:w="1193"/>
+        <w:gridCol w:w="2043"/>
+        <w:gridCol w:w="3032"/>
+        <w:gridCol w:w="1980"/>
       </w:tblGrid>
       <w:tr>
         <w:tc>
@@ -1401,13 +1430,35 @@
               <w:pStyle w:val="af7"/>
             </w:pPr>
             <w:r>
-              <w:t>RAID</w:t>
+              <w:t>RAID-массив</w:t>
             </w:r>
+          </w:p>
+        </w:tc>
+        <w:tc>
+          <w:tcPr>
+            <w:tcW w:w="2526" w:type="dxa"/>
+            <w:vMerge w:val="restart"/>
+          </w:tcPr>
+          <w:p>
+            <w:pPr>
+              <w:pStyle w:val="af7"/>
+            </w:pPr>
             <w:r>
-              <w:t>-</w:t>
+              <w:t>Тип массива</w:t>
             </w:r>
+          </w:p>
+        </w:tc>
+        <w:tc>
+          <w:tcPr>
+            <w:tcW w:w="1811" w:type="dxa"/>
+            <w:vMerge w:val="restart"/>
+          </w:tcPr>
+          <w:p>
+            <w:pPr>
+              <w:pStyle w:val="af7"/>
+            </w:pPr>
             <w:r>
-              <w:t>массив</w:t>
+              <w:t>Емкость</w:t>
             </w:r>
           </w:p>
         </w:tc>
@@ -1421,7 +1472,21 @@
               <w:pStyle w:val="af7"/>
             </w:pPr>
             <w:r>
-              <w:t>Тип массива</w:t>
+              <w:t>КПИ</w:t>
+            </w:r>
+          </w:p>
+        </w:tc>
+        <w:tc>
+          <w:tcPr>
+            <w:tcW w:w="0" w:type="auto"/>
+            <w:gridSpan w:val="2"/>
+          </w:tcPr>
+          <w:p>
+            <w:pPr>
+              <w:pStyle w:val="af7"/>
+            </w:pPr>
+            <w:r>
+              <w:t>Производительность</w:t>
             </w:r>
           </w:p>
         </w:tc>
@@ -1435,7 +1500,7 @@
               <w:pStyle w:val="af7"/>
             </w:pPr>
             <w:r>
-              <w:t>Емкость</w:t>
+              <w:t>Отказоустойчивость</w:t>
             </w:r>
           </w:p>
         </w:tc>
@@ -1443,46 +1508,6 @@
           <w:tcPr>
             <w:tcW w:w="0" w:type="auto"/>
             <w:vMerge w:val="restart"/>
-          </w:tcPr>
-          <w:p>
-            <w:pPr>
-              <w:pStyle w:val="af7"/>
-            </w:pPr>
-            <w:r>
-              <w:t>КПИ</w:t>
-            </w:r>
-          </w:p>
-        </w:tc>
-        <w:tc>
-          <w:tcPr>
-            <w:tcW w:w="0" w:type="auto"/>
-            <w:gridSpan w:val="2"/>
-          </w:tcPr>
-          <w:p>
-            <w:pPr>
-              <w:pStyle w:val="af7"/>
-            </w:pPr>
-            <w:r>
-              <w:t>Производительность</w:t>
-            </w:r>
-          </w:p>
-        </w:tc>
-        <w:tc>
-          <w:tcPr>
-            <w:tcW w:w="0" w:type="auto"/>
-          </w:tcPr>
-          <w:p>
-            <w:pPr>
-              <w:pStyle w:val="af7"/>
-            </w:pPr>
-            <w:r>
-              <w:t>Отказоустойчивость</w:t>
-            </w:r>
-          </w:p>
-        </w:tc>
-        <w:tc>
-          <w:tcPr>
-            <w:tcW w:w="0" w:type="auto"/>
           </w:tcPr>
           <w:p>
             <w:pPr>
@@ -1508,7 +1533,18 @@
         </w:tc>
         <w:tc>
           <w:tcPr>
-            <w:tcW w:w="0" w:type="auto"/>
+            <w:tcW w:w="2526" w:type="dxa"/>
+            <w:vMerge/>
+          </w:tcPr>
+          <w:p>
+            <w:pPr>
+              <w:pStyle w:val="af7"/>
+            </w:pPr>
+          </w:p>
+        </w:tc>
+        <w:tc>
+          <w:tcPr>
+            <w:tcW w:w="1811" w:type="dxa"/>
             <w:vMerge/>
           </w:tcPr>
           <w:p>
@@ -1531,12 +1567,14 @@
         <w:tc>
           <w:tcPr>
             <w:tcW w:w="0" w:type="auto"/>
-            <w:vMerge/>
           </w:tcPr>
           <w:p>
             <w:pPr>
               <w:pStyle w:val="af7"/>
             </w:pPr>
+            <w:r>
+              <w:t>Чтение</w:t>
+            </w:r>
           </w:p>
         </w:tc>
         <w:tc>
@@ -1548,36 +1586,25 @@
               <w:pStyle w:val="af7"/>
             </w:pPr>
             <w:r>
-              <w:t>Чтение</w:t>
+              <w:t>Запись</w:t>
             </w:r>
           </w:p>
         </w:tc>
         <w:tc>
           <w:tcPr>
             <w:tcW w:w="0" w:type="auto"/>
+            <w:vMerge/>
           </w:tcPr>
           <w:p>
             <w:pPr>
               <w:pStyle w:val="af7"/>
             </w:pPr>
-            <w:r>
-              <w:t>Запись</w:t>
-            </w:r>
           </w:p>
         </w:tc>
         <w:tc>
           <w:tcPr>
             <w:tcW w:w="0" w:type="auto"/>
-          </w:tcPr>
-          <w:p>
-            <w:pPr>
-              <w:pStyle w:val="af7"/>
-            </w:pPr>
-          </w:p>
-        </w:tc>
-        <w:tc>
-          <w:tcPr>
-            <w:tcW w:w="0" w:type="auto"/>
+            <w:vMerge/>
           </w:tcPr>
           <w:p>
             <w:pPr>
@@ -1602,23 +1629,15 @@
         </w:tc>
         <w:tc>
           <w:tcPr>
-            <w:tcW w:w="0" w:type="auto"/>
+            <w:tcW w:w="2526" w:type="dxa"/>
           </w:tcPr>
           <w:p>
             <w:pPr>
               <w:pStyle w:val="af7"/>
             </w:pPr>
-            <w:proofErr w:type="spellStart"/>
             <w:r>
-              <w:t>вычислитель</w:t>
+              <w:t>вычислительно</w:t>
             </w:r>
-            <w:r>
-              <w:t>yн</w:t>
-            </w:r>
-            <w:r>
-              <w:t>о</w:t>
-            </w:r>
-            <w:proofErr w:type="spellEnd"/>
             <w:r>
               <w:t>-простой</w:t>
             </w:r>
@@ -1626,7 +1645,7 @@
         </w:tc>
         <w:tc>
           <w:tcPr>
-            <w:tcW w:w="0" w:type="auto"/>
+            <w:tcW w:w="1811" w:type="dxa"/>
           </w:tcPr>
           <w:p>
             <w:pPr>
@@ -1760,8 +1779,9 @@
                         <m:r>
                           <w:rPr>
                             <w:rFonts w:ascii="Cambria Math" w:hAnsi="Cambria Math"/>
+                            <w:lang w:val="en-US"/>
                           </w:rPr>
-                          <m:t>r</m:t>
+                          <m:t>Q</m:t>
                         </m:r>
                       </m:e>
                       <m:sub>
@@ -1833,7 +1853,7 @@
                           <w:rPr>
                             <w:rFonts w:ascii="Cambria Math" w:hAnsi="Cambria Math"/>
                           </w:rPr>
-                          <m:t>r</m:t>
+                          <m:t>Q</m:t>
                         </m:r>
                       </m:e>
                       <m:sub>
@@ -1893,16 +1913,7 @@
                   <w:rPr>
                     <w:rFonts w:ascii="Cambria Math" w:hAnsi="Cambria Math"/>
                   </w:rPr>
-                  <m:t>≥</m:t>
-                </m:r>
-                <m:r>
-                  <m:rPr>
-                    <m:sty m:val="p"/>
-                  </m:rPr>
-                  <w:rPr>
-                    <w:rFonts w:ascii="Cambria Math" w:hAnsi="Cambria Math"/>
-                  </w:rPr>
-                  <m:t>1</m:t>
+                  <m:t>≥1</m:t>
                 </m:r>
               </m:oMath>
             </m:oMathPara>
@@ -1925,17 +1936,15 @@
         </w:tc>
         <w:tc>
           <w:tcPr>
-            <w:tcW w:w="0" w:type="auto"/>
+            <w:tcW w:w="2526" w:type="dxa"/>
           </w:tcPr>
           <w:p>
             <w:pPr>
               <w:pStyle w:val="af7"/>
             </w:pPr>
-            <w:proofErr w:type="spellStart"/>
             <w:r>
-              <w:t>вычислительyно</w:t>
+              <w:t>вычислительно</w:t>
             </w:r>
-            <w:proofErr w:type="spellEnd"/>
             <w:r>
               <w:t>-простой</w:t>
             </w:r>
@@ -1943,12 +1952,15 @@
         </w:tc>
         <w:tc>
           <w:tcPr>
-            <w:tcW w:w="0" w:type="auto"/>
+            <w:tcW w:w="1811" w:type="dxa"/>
           </w:tcPr>
           <w:p>
             <w:pPr>
               <w:pStyle w:val="af7"/>
               <w:jc w:val="center"/>
+              <w:rPr>
+                <w:lang w:val="en-US"/>
+              </w:rPr>
             </w:pPr>
             <m:oMathPara>
               <m:oMath>
@@ -1989,18 +2001,13 @@
             <w:pPr>
               <w:pStyle w:val="af7"/>
               <w:jc w:val="center"/>
+              <w:rPr>
+                <w:i/>
+                <w:lang w:val="en-US"/>
+              </w:rPr>
             </w:pPr>
             <m:oMathPara>
               <m:oMath>
-                <m:r>
-                  <m:rPr>
-                    <m:sty m:val="p"/>
-                  </m:rPr>
-                  <w:rPr>
-                    <w:rFonts w:ascii="Cambria Math" w:hAnsi="Cambria Math"/>
-                  </w:rPr>
-                  <m:t>0,5(</m:t>
-                </m:r>
                 <m:f>
                   <m:fPr>
                     <m:ctrlPr>
@@ -2024,20 +2031,12 @@
                     <m:r>
                       <w:rPr>
                         <w:rFonts w:ascii="Cambria Math" w:hAnsi="Cambria Math"/>
+                        <w:lang w:val="en-US"/>
                       </w:rPr>
                       <m:t>n</m:t>
                     </m:r>
                   </m:den>
                 </m:f>
-                <m:r>
-                  <m:rPr>
-                    <m:sty m:val="p"/>
-                  </m:rPr>
-                  <w:rPr>
-                    <w:rFonts w:ascii="Cambria Math" w:hAnsi="Cambria Math"/>
-                  </w:rPr>
-                  <m:t>)</m:t>
-                </m:r>
               </m:oMath>
             </m:oMathPara>
           </w:p>
@@ -2096,7 +2095,7 @@
                           <w:rPr>
                             <w:rFonts w:ascii="Cambria Math" w:hAnsi="Cambria Math"/>
                           </w:rPr>
-                          <m:t>r</m:t>
+                          <m:t>Q</m:t>
                         </m:r>
                       </m:e>
                       <m:sub>
@@ -2138,7 +2137,7 @@
                       <w:rPr>
                         <w:rFonts w:ascii="Cambria Math" w:hAnsi="Cambria Math"/>
                       </w:rPr>
-                      <m:t>r</m:t>
+                      <m:t>Q</m:t>
                     </m:r>
                   </m:e>
                   <m:sub>
@@ -2162,6 +2161,9 @@
             <w:pPr>
               <w:pStyle w:val="af7"/>
               <w:jc w:val="center"/>
+              <w:rPr>
+                <w:lang w:val="en-US"/>
+              </w:rPr>
             </w:pPr>
             <m:oMathPara>
               <m:oMath>
@@ -2172,9 +2174,12 @@
                   <w:rPr>
                     <w:rFonts w:ascii="Cambria Math" w:hAnsi="Cambria Math"/>
                   </w:rPr>
-                  <m:t>1 (</m:t>
+                  <m:t>(</m:t>
                 </m:r>
                 <m:r>
+                  <m:rPr>
+                    <m:sty m:val="p"/>
+                  </m:rPr>
                   <w:rPr>
                     <w:rFonts w:ascii="Cambria Math" w:hAnsi="Cambria Math"/>
                   </w:rPr>
@@ -2234,7 +2239,7 @@
         </w:tc>
         <w:tc>
           <w:tcPr>
-            <w:tcW w:w="0" w:type="auto"/>
+            <w:tcW w:w="2526" w:type="dxa"/>
           </w:tcPr>
           <w:p>
             <w:pPr>
@@ -2247,7 +2252,7 @@
         </w:tc>
         <w:tc>
           <w:tcPr>
-            <w:tcW w:w="0" w:type="auto"/>
+            <w:tcW w:w="1811" w:type="dxa"/>
           </w:tcPr>
           <w:p>
             <w:pPr>
@@ -2268,6 +2273,7 @@
                 <m:r>
                   <w:rPr>
                     <w:rFonts w:ascii="Cambria Math" w:hAnsi="Cambria Math"/>
+                    <w:lang w:val="en-US"/>
                   </w:rPr>
                   <m:t>n</m:t>
                 </m:r>
@@ -2330,6 +2336,9 @@
                   </m:fPr>
                   <m:num>
                     <m:r>
+                      <m:rPr>
+                        <m:sty m:val="p"/>
+                      </m:rPr>
                       <w:rPr>
                         <w:rFonts w:ascii="Cambria Math" w:hAnsi="Cambria Math"/>
                       </w:rPr>
@@ -2366,6 +2375,10 @@
             <w:pPr>
               <w:pStyle w:val="af7"/>
               <w:jc w:val="center"/>
+              <w:rPr>
+                <w:i/>
+                <w:lang w:val="en-US"/>
+              </w:rPr>
             </w:pPr>
             <m:oMathPara>
               <m:oMath>
@@ -2397,23 +2410,7 @@
                           <m:t>lim</m:t>
                         </m:r>
                       </m:e>
-                      <m:lim>
-                        <m:r>
-                          <w:rPr>
-                            <w:rFonts w:ascii="Cambria Math" w:hAnsi="Cambria Math"/>
-                          </w:rPr>
-                          <m:t>n</m:t>
-                        </m:r>
-                        <m:r>
-                          <m:rPr>
-                            <m:sty m:val="p"/>
-                          </m:rPr>
-                          <w:rPr>
-                            <w:rFonts w:ascii="Cambria Math" w:hAnsi="Cambria Math"/>
-                          </w:rPr>
-                          <m:t>→∞</m:t>
-                        </m:r>
-                      </m:lim>
+                      <m:lim/>
                     </m:limLow>
                   </m:fName>
                   <m:e>
@@ -2445,6 +2442,19 @@
                           </w:rPr>
                           <m:t>n</m:t>
                         </m:r>
+                        <m:r>
+                          <w:rPr>
+                            <w:rFonts w:ascii="Cambria Math" w:hAnsi="Cambria Math"/>
+                          </w:rPr>
+                          <m:t>-</m:t>
+                        </m:r>
+                        <m:r>
+                          <w:rPr>
+                            <w:rFonts w:ascii="Cambria Math" w:hAnsi="Cambria Math"/>
+                            <w:lang w:val="en-US"/>
+                          </w:rPr>
+                          <m:t>1</m:t>
+                        </m:r>
                       </m:sup>
                       <m:e>
                         <m:sSub>
@@ -2460,7 +2470,7 @@
                               <w:rPr>
                                 <w:rFonts w:ascii="Cambria Math" w:hAnsi="Cambria Math"/>
                               </w:rPr>
-                              <m:t>r</m:t>
+                              <m:t>Q</m:t>
                             </m:r>
                           </m:e>
                           <m:sub>
@@ -2516,7 +2526,7 @@
                       <w:rPr>
                         <w:rFonts w:ascii="Cambria Math" w:hAnsi="Cambria Math"/>
                       </w:rPr>
-                      <m:t>r</m:t>
+                      <m:t>Q</m:t>
                     </m:r>
                   </m:e>
                   <m:sub>
@@ -2574,16 +2584,7 @@
                   <w:rPr>
                     <w:rFonts w:ascii="Cambria Math" w:hAnsi="Cambria Math"/>
                   </w:rPr>
-                  <m:t>≥</m:t>
-                </m:r>
-                <m:r>
-                  <m:rPr>
-                    <m:sty m:val="p"/>
-                  </m:rPr>
-                  <w:rPr>
-                    <w:rFonts w:ascii="Cambria Math" w:hAnsi="Cambria Math"/>
-                  </w:rPr>
-                  <m:t>3</m:t>
+                  <m:t>≥3</m:t>
                 </m:r>
               </m:oMath>
             </m:oMathPara>
@@ -2606,7 +2607,7 @@
         </w:tc>
         <w:tc>
           <w:tcPr>
-            <w:tcW w:w="0" w:type="auto"/>
+            <w:tcW w:w="2526" w:type="dxa"/>
           </w:tcPr>
           <w:p>
             <w:pPr>
@@ -2619,7 +2620,7 @@
         </w:tc>
         <w:tc>
           <w:tcPr>
-            <w:tcW w:w="0" w:type="auto"/>
+            <w:tcW w:w="1811" w:type="dxa"/>
           </w:tcPr>
           <w:p>
             <w:pPr>
@@ -2638,6 +2639,9 @@
                   <m:t>(</m:t>
                 </m:r>
                 <m:r>
+                  <m:rPr>
+                    <m:sty m:val="p"/>
+                  </m:rPr>
                   <w:rPr>
                     <w:rFonts w:ascii="Cambria Math" w:hAnsi="Cambria Math"/>
                   </w:rPr>
@@ -2702,6 +2706,9 @@
                   </m:fPr>
                   <m:num>
                     <m:r>
+                      <m:rPr>
+                        <m:sty m:val="p"/>
+                      </m:rPr>
                       <w:rPr>
                         <w:rFonts w:ascii="Cambria Math" w:hAnsi="Cambria Math"/>
                       </w:rPr>
@@ -2714,16 +2721,7 @@
                       <w:rPr>
                         <w:rFonts w:ascii="Cambria Math" w:hAnsi="Cambria Math"/>
                       </w:rPr>
-                      <m:t>-</m:t>
-                    </m:r>
-                    <m:r>
-                      <m:rPr>
-                        <m:sty m:val="p"/>
-                      </m:rPr>
-                      <w:rPr>
-                        <w:rFonts w:ascii="Cambria Math" w:hAnsi="Cambria Math"/>
-                      </w:rPr>
-                      <m:t>2</m:t>
+                      <m:t>-2</m:t>
                     </m:r>
                   </m:num>
                   <m:den>
@@ -2802,7 +2800,7 @@
                           <w:rPr>
                             <w:rFonts w:ascii="Cambria Math" w:hAnsi="Cambria Math"/>
                           </w:rPr>
-                          <m:t>r</m:t>
+                          <m:t>Q</m:t>
                         </m:r>
                       </m:e>
                       <m:sub>
@@ -2830,7 +2828,16 @@
               <w:jc w:val="center"/>
             </w:pPr>
             <w:r>
-              <w:t xml:space="preserve">Контроллер (по </w:t>
+              <w:t>Контроллер (</w:t>
+            </w:r>
+            <w:r>
+              <w:rPr>
+                <w:lang w:val="en-US"/>
+              </w:rPr>
+              <w:t>no</w:t>
+            </w:r>
+            <w:r>
+              <w:t xml:space="preserve"> </w:t>
             </w:r>
             <w:proofErr w:type="spellStart"/>
             <w:r>
@@ -2884,16 +2891,7 @@
                   <w:rPr>
                     <w:rFonts w:ascii="Cambria Math" w:hAnsi="Cambria Math"/>
                   </w:rPr>
-                  <m:t>≥</m:t>
-                </m:r>
-                <m:r>
-                  <m:rPr>
-                    <m:sty m:val="p"/>
-                  </m:rPr>
-                  <w:rPr>
-                    <w:rFonts w:ascii="Cambria Math" w:hAnsi="Cambria Math"/>
-                  </w:rPr>
-                  <m:t>4</m:t>
+                  <m:t>≥4</m:t>
                 </m:r>
               </m:oMath>
             </m:oMathPara>
@@ -2916,7 +2914,7 @@
         </w:tc>
         <w:tc>
           <w:tcPr>
-            <w:tcW w:w="0" w:type="auto"/>
+            <w:tcW w:w="2526" w:type="dxa"/>
           </w:tcPr>
           <w:p>
             <w:pPr>
@@ -2929,7 +2927,7 @@
         </w:tc>
         <w:tc>
           <w:tcPr>
-            <w:tcW w:w="0" w:type="auto"/>
+            <w:tcW w:w="1811" w:type="dxa"/>
           </w:tcPr>
           <w:p>
             <w:pPr>
@@ -2948,6 +2946,9 @@
                   <m:t>(</m:t>
                 </m:r>
                 <m:r>
+                  <m:rPr>
+                    <m:sty m:val="p"/>
+                  </m:rPr>
                   <w:rPr>
                     <w:rFonts w:ascii="Cambria Math" w:hAnsi="Cambria Math"/>
                   </w:rPr>
@@ -3012,6 +3013,9 @@
                   </m:fPr>
                   <m:num>
                     <m:r>
+                      <m:rPr>
+                        <m:sty m:val="p"/>
+                      </m:rPr>
                       <w:rPr>
                         <w:rFonts w:ascii="Cambria Math" w:hAnsi="Cambria Math"/>
                       </w:rPr>
@@ -3074,6 +3078,9 @@
                   </m:sub>
                   <m:sup>
                     <m:r>
+                      <m:rPr>
+                        <m:sty m:val="p"/>
+                      </m:rPr>
                       <w:rPr>
                         <w:rFonts w:ascii="Cambria Math" w:hAnsi="Cambria Math"/>
                       </w:rPr>
@@ -3103,7 +3110,7 @@
                           <w:rPr>
                             <w:rFonts w:ascii="Cambria Math" w:hAnsi="Cambria Math"/>
                           </w:rPr>
-                          <m:t>r</m:t>
+                          <m:t>Q</m:t>
                         </m:r>
                       </m:e>
                       <m:sub>
@@ -3177,7 +3184,7 @@
                           <w:rPr>
                             <w:rFonts w:ascii="Cambria Math" w:hAnsi="Cambria Math"/>
                           </w:rPr>
-                          <m:t>r</m:t>
+                          <m:t>Q</m:t>
                         </m:r>
                       </m:e>
                       <m:sub>
@@ -3260,17 +3267,15 @@
         </w:tc>
         <w:tc>
           <w:tcPr>
-            <w:tcW w:w="0" w:type="auto"/>
+            <w:tcW w:w="2526" w:type="dxa"/>
           </w:tcPr>
           <w:p>
             <w:pPr>
               <w:pStyle w:val="af7"/>
             </w:pPr>
-            <w:proofErr w:type="spellStart"/>
             <w:r>
-              <w:t>вычислительyно</w:t>
+              <w:t>вычислительно</w:t>
             </w:r>
-            <w:proofErr w:type="spellEnd"/>
             <w:r>
               <w:t>-простой</w:t>
             </w:r>
@@ -3278,7 +3283,7 @@
         </w:tc>
         <w:tc>
           <w:tcPr>
-            <w:tcW w:w="0" w:type="auto"/>
+            <w:tcW w:w="1811" w:type="dxa"/>
           </w:tcPr>
           <w:p>
             <w:pPr>
@@ -3395,7 +3400,7 @@
                       <w:rPr>
                         <w:rFonts w:ascii="Cambria Math" w:hAnsi="Cambria Math"/>
                       </w:rPr>
-                      <m:t>n</m:t>
+                      <m:t>N</m:t>
                     </m:r>
                   </m:den>
                 </m:f>
@@ -3449,7 +3454,7 @@
                       <w:rPr>
                         <w:rFonts w:ascii="Cambria Math" w:hAnsi="Cambria Math"/>
                       </w:rPr>
-                      <m:t>n</m:t>
+                      <m:t>N</m:t>
                     </m:r>
                   </m:sup>
                   <m:e>
@@ -3466,7 +3471,7 @@
                           <w:rPr>
                             <w:rFonts w:ascii="Cambria Math" w:hAnsi="Cambria Math"/>
                           </w:rPr>
-                          <m:t>r</m:t>
+                          <m:t>Q</m:t>
                         </m:r>
                       </m:e>
                       <m:sub>
@@ -3508,7 +3513,7 @@
                       <w:rPr>
                         <w:rFonts w:ascii="Cambria Math" w:hAnsi="Cambria Math"/>
                       </w:rPr>
-                      <m:t>r</m:t>
+                      <m:t>Q</m:t>
                     </m:r>
                   </m:e>
                   <m:sub>
@@ -3532,17 +3537,67 @@
             <w:pPr>
               <w:pStyle w:val="af7"/>
               <w:jc w:val="center"/>
+              <w:rPr>
+                <w:lang w:val="en-US"/>
+              </w:rPr>
             </w:pPr>
             <m:oMathPara>
               <m:oMath>
                 <m:r>
-                  <m:rPr>
-                    <m:sty m:val="p"/>
-                  </m:rPr>
                   <w:rPr>
                     <w:rFonts w:ascii="Cambria Math" w:hAnsi="Cambria Math"/>
                   </w:rPr>
-                  <m:t>2 (в разных парах)</m:t>
+                  <m:t xml:space="preserve">k </m:t>
+                </m:r>
+                <m:d>
+                  <m:dPr>
+                    <m:ctrlPr>
+                      <w:rPr>
+                        <w:rFonts w:ascii="Cambria Math" w:hAnsi="Cambria Math"/>
+                      </w:rPr>
+                    </m:ctrlPr>
+                  </m:dPr>
+                  <m:e>
+                    <m:r>
+                      <w:rPr>
+                        <w:rFonts w:ascii="Cambria Math" w:hAnsi="Cambria Math"/>
+                      </w:rPr>
+                      <m:t>по 1 в</m:t>
+                    </m:r>
+                    <m:r>
+                      <m:rPr>
+                        <m:sty m:val="p"/>
+                      </m:rPr>
+                      <w:rPr>
+                        <w:rFonts w:ascii="Cambria Math" w:hAnsi="Cambria Math"/>
+                      </w:rPr>
+                      <m:t xml:space="preserve"> </m:t>
+                    </m:r>
+                    <m:r>
+                      <m:rPr>
+                        <m:sty m:val="p"/>
+                      </m:rPr>
+                      <w:rPr>
+                        <w:rFonts w:ascii="Cambria Math" w:hAnsi="Cambria Math"/>
+                      </w:rPr>
+                      <m:t xml:space="preserve">каждой </m:t>
+                    </m:r>
+                    <m:r>
+                      <m:rPr>
+                        <m:sty m:val="p"/>
+                      </m:rPr>
+                      <w:rPr>
+                        <w:rFonts w:ascii="Cambria Math" w:hAnsi="Cambria Math"/>
+                      </w:rPr>
+                      <m:t>группе</m:t>
+                    </m:r>
+                  </m:e>
+                </m:d>
+                <m:r>
+                  <w:rPr>
+                    <w:rFonts w:ascii="Cambria Math" w:hAnsi="Cambria Math"/>
+                  </w:rPr>
+                  <m:t xml:space="preserve"> </m:t>
                 </m:r>
               </m:oMath>
             </m:oMathPara>
@@ -3589,7 +3644,7 @@
         </w:tc>
         <w:tc>
           <w:tcPr>
-            <w:tcW w:w="0" w:type="auto"/>
+            <w:tcW w:w="2526" w:type="dxa"/>
           </w:tcPr>
           <w:p>
             <w:pPr>
@@ -3602,7 +3657,7 @@
         </w:tc>
         <w:tc>
           <w:tcPr>
-            <w:tcW w:w="0" w:type="auto"/>
+            <w:tcW w:w="1811" w:type="dxa"/>
           </w:tcPr>
           <w:p>
             <w:pPr>
@@ -3618,442 +3673,7 @@
                   <w:rPr>
                     <w:rFonts w:ascii="Cambria Math" w:hAnsi="Cambria Math"/>
                   </w:rPr>
-                  <m:t>(</m:t>
-                </m:r>
-                <m:r>
-                  <w:rPr>
-                    <w:rFonts w:ascii="Cambria Math" w:hAnsi="Cambria Math"/>
-                  </w:rPr>
-                  <m:t>n</m:t>
-                </m:r>
-                <m:r>
-                  <m:rPr>
-                    <m:sty m:val="p"/>
-                  </m:rPr>
-                  <w:rPr>
-                    <w:rFonts w:ascii="Cambria Math" w:hAnsi="Cambria Math"/>
-                  </w:rPr>
-                  <m:t>-2</m:t>
-                </m:r>
-                <m:r>
-                  <m:rPr>
-                    <m:sty m:val="p"/>
-                  </m:rPr>
-                  <w:rPr>
-                    <w:rFonts w:ascii="Cambria Math" w:hAnsi="Cambria Math"/>
-                  </w:rPr>
-                  <m:t>×</m:t>
-                </m:r>
-                <m:r>
-                  <w:rPr>
-                    <w:rFonts w:ascii="Cambria Math" w:hAnsi="Cambria Math"/>
-                  </w:rPr>
-                  <m:t>K</m:t>
-                </m:r>
-                <m:r>
-                  <m:rPr>
-                    <m:sty m:val="p"/>
-                  </m:rPr>
-                  <w:rPr>
-                    <w:rFonts w:ascii="Cambria Math" w:hAnsi="Cambria Math"/>
-                  </w:rPr>
-                  <m:t>)</m:t>
-                </m:r>
-                <m:r>
-                  <m:rPr>
-                    <m:sty m:val="p"/>
-                  </m:rPr>
-                  <w:rPr>
-                    <w:rFonts w:ascii="Cambria Math" w:hAnsi="Cambria Math"/>
-                  </w:rPr>
-                  <m:t>×</m:t>
-                </m:r>
-                <m:sSub>
-                  <m:sSubPr>
-                    <m:ctrlPr>
-                      <w:rPr>
-                        <w:rFonts w:ascii="Cambria Math" w:hAnsi="Cambria Math"/>
-                      </w:rPr>
-                    </m:ctrlPr>
-                  </m:sSubPr>
-                  <m:e>
-                    <m:r>
-                      <w:rPr>
-                        <w:rFonts w:ascii="Cambria Math" w:hAnsi="Cambria Math"/>
-                      </w:rPr>
-                      <m:t>V</m:t>
-                    </m:r>
-                  </m:e>
-                  <m:sub>
-                    <m:r>
-                      <w:rPr>
-                        <w:rFonts w:ascii="Cambria Math" w:hAnsi="Cambria Math"/>
-                      </w:rPr>
-                      <m:t>min</m:t>
-                    </m:r>
-                  </m:sub>
-                </m:sSub>
-              </m:oMath>
-            </m:oMathPara>
-          </w:p>
-        </w:tc>
-        <w:tc>
-          <w:tcPr>
-            <w:tcW w:w="0" w:type="auto"/>
-          </w:tcPr>
-          <w:p>
-            <w:pPr>
-              <w:pStyle w:val="af7"/>
-              <w:jc w:val="center"/>
-            </w:pPr>
-            <m:oMathPara>
-              <m:oMath>
-                <m:f>
-                  <m:fPr>
-                    <m:ctrlPr>
-                      <w:rPr>
-                        <w:rFonts w:ascii="Cambria Math" w:hAnsi="Cambria Math"/>
-                      </w:rPr>
-                    </m:ctrlPr>
-                  </m:fPr>
-                  <m:num>
-                    <m:r>
-                      <w:rPr>
-                        <w:rFonts w:ascii="Cambria Math" w:hAnsi="Cambria Math"/>
-                      </w:rPr>
-                      <m:t>n</m:t>
-                    </m:r>
-                    <m:r>
-                      <m:rPr>
-                        <m:sty m:val="p"/>
-                      </m:rPr>
-                      <w:rPr>
-                        <w:rFonts w:ascii="Cambria Math" w:hAnsi="Cambria Math"/>
-                      </w:rPr>
-                      <m:t>-</m:t>
-                    </m:r>
-                    <m:r>
-                      <w:rPr>
-                        <w:rFonts w:ascii="Cambria Math" w:hAnsi="Cambria Math"/>
-                      </w:rPr>
-                      <m:t>K</m:t>
-                    </m:r>
-                  </m:num>
-                  <m:den>
-                    <m:r>
-                      <w:rPr>
-                        <w:rFonts w:ascii="Cambria Math" w:hAnsi="Cambria Math"/>
-                      </w:rPr>
-                      <m:t>n</m:t>
-                    </m:r>
-                  </m:den>
-                </m:f>
-              </m:oMath>
-            </m:oMathPara>
-          </w:p>
-        </w:tc>
-        <w:tc>
-          <w:tcPr>
-            <w:tcW w:w="0" w:type="auto"/>
-          </w:tcPr>
-          <w:p>
-            <w:pPr>
-              <w:pStyle w:val="af7"/>
-              <w:jc w:val="center"/>
-            </w:pPr>
-            <m:oMathPara>
-              <m:oMath>
-                <m:func>
-                  <m:funcPr>
-                    <m:ctrlPr>
-                      <w:rPr>
-                        <w:rFonts w:ascii="Cambria Math" w:hAnsi="Cambria Math"/>
-                      </w:rPr>
-                    </m:ctrlPr>
-                  </m:funcPr>
-                  <m:fName>
-                    <m:limLow>
-                      <m:limLowPr>
-                        <m:ctrlPr>
-                          <w:rPr>
-                            <w:rFonts w:ascii="Cambria Math" w:hAnsi="Cambria Math"/>
-                          </w:rPr>
-                        </m:ctrlPr>
-                      </m:limLowPr>
-                      <m:e>
-                        <m:r>
-                          <m:rPr>
-                            <m:sty m:val="p"/>
-                          </m:rPr>
-                          <w:rPr>
-                            <w:rFonts w:ascii="Cambria Math" w:hAnsi="Cambria Math"/>
-                          </w:rPr>
-                          <m:t>lim</m:t>
-                        </m:r>
-                      </m:e>
-                      <m:lim>
-                        <m:r>
-                          <w:rPr>
-                            <w:rFonts w:ascii="Cambria Math" w:hAnsi="Cambria Math"/>
-                          </w:rPr>
-                          <m:t>n</m:t>
-                        </m:r>
-                        <m:r>
-                          <m:rPr>
-                            <m:sty m:val="p"/>
-                          </m:rPr>
-                          <w:rPr>
-                            <w:rFonts w:ascii="Cambria Math" w:hAnsi="Cambria Math"/>
-                          </w:rPr>
-                          <m:t>→∞</m:t>
-                        </m:r>
-                      </m:lim>
-                    </m:limLow>
-                  </m:fName>
-                  <m:e>
-                    <m:nary>
-                      <m:naryPr>
-                        <m:chr m:val="∑"/>
-                        <m:limLoc m:val="undOvr"/>
-                        <m:ctrlPr>
-                          <w:rPr>
-                            <w:rFonts w:ascii="Cambria Math" w:hAnsi="Cambria Math"/>
-                          </w:rPr>
-                        </m:ctrlPr>
-                      </m:naryPr>
-                      <m:sub>
-                        <m:r>
-                          <m:rPr>
-                            <m:sty m:val="p"/>
-                          </m:rPr>
-                          <w:rPr>
-                            <w:rFonts w:ascii="Cambria Math" w:hAnsi="Cambria Math"/>
-                          </w:rPr>
-                          <m:t>1</m:t>
-                        </m:r>
-                      </m:sub>
-                      <m:sup>
-                        <m:r>
-                          <w:rPr>
-                            <w:rFonts w:ascii="Cambria Math" w:hAnsi="Cambria Math"/>
-                          </w:rPr>
-                          <m:t>n</m:t>
-                        </m:r>
-                      </m:sup>
-                      <m:e>
-                        <m:sSub>
-                          <m:sSubPr>
-                            <m:ctrlPr>
-                              <w:rPr>
-                                <w:rFonts w:ascii="Cambria Math" w:hAnsi="Cambria Math"/>
-                              </w:rPr>
-                            </m:ctrlPr>
-                          </m:sSubPr>
-                          <m:e>
-                            <m:r>
-                              <w:rPr>
-                                <w:rFonts w:ascii="Cambria Math" w:hAnsi="Cambria Math"/>
-                              </w:rPr>
-                              <m:t>r</m:t>
-                            </m:r>
-                          </m:e>
-                          <m:sub>
-                            <m:r>
-                              <w:rPr>
-                                <w:rFonts w:ascii="Cambria Math" w:hAnsi="Cambria Math"/>
-                              </w:rPr>
-                              <m:t>i</m:t>
-                            </m:r>
-                          </m:sub>
-                        </m:sSub>
-                      </m:e>
-                    </m:nary>
-                  </m:e>
-                </m:func>
-              </m:oMath>
-            </m:oMathPara>
-          </w:p>
-        </w:tc>
-        <w:tc>
-          <w:tcPr>
-            <w:tcW w:w="0" w:type="auto"/>
-          </w:tcPr>
-          <w:p>
-            <w:pPr>
-              <w:pStyle w:val="af7"/>
-              <w:jc w:val="center"/>
-            </w:pPr>
-            <m:oMathPara>
-              <m:oMath>
-                <m:sSub>
-                  <m:sSubPr>
-                    <m:ctrlPr>
-                      <w:rPr>
-                        <w:rFonts w:ascii="Cambria Math" w:hAnsi="Cambria Math"/>
-                      </w:rPr>
-                    </m:ctrlPr>
-                  </m:sSubPr>
-                  <m:e>
-                    <m:r>
-                      <m:rPr>
-                        <m:sty m:val="p"/>
-                      </m:rPr>
-                      <w:rPr>
-                        <w:rFonts w:ascii="Cambria Math" w:hAnsi="Cambria Math"/>
-                      </w:rPr>
-                      <m:t>&lt;</m:t>
-                    </m:r>
-                    <m:r>
-                      <m:rPr>
-                        <m:sty m:val="p"/>
-                      </m:rPr>
-                      <w:rPr>
-                        <w:rFonts w:ascii="Cambria Math" w:hAnsi="Cambria Math"/>
-                      </w:rPr>
-                      <m:t>r</m:t>
-                    </m:r>
-                  </m:e>
-                  <m:sub>
-                    <m:r>
-                      <w:rPr>
-                        <w:rFonts w:ascii="Cambria Math" w:hAnsi="Cambria Math"/>
-                      </w:rPr>
-                      <m:t>min</m:t>
-                    </m:r>
-                  </m:sub>
-                </m:sSub>
-              </m:oMath>
-            </m:oMathPara>
-          </w:p>
-        </w:tc>
-        <w:tc>
-          <w:tcPr>
-            <w:tcW w:w="0" w:type="auto"/>
-          </w:tcPr>
-          <w:p>
-            <w:pPr>
-              <w:pStyle w:val="af7"/>
-              <w:jc w:val="center"/>
-            </w:pPr>
-            <m:oMathPara>
-              <m:oMath>
-                <m:r>
-                  <m:rPr>
-                    <m:sty m:val="p"/>
-                  </m:rPr>
-                  <w:rPr>
-                    <w:rFonts w:ascii="Cambria Math" w:hAnsi="Cambria Math"/>
-                  </w:rPr>
-                  <m:t>1</m:t>
-                </m:r>
-                <m:r>
-                  <m:rPr>
-                    <m:sty m:val="p"/>
-                  </m:rPr>
-                  <w:rPr>
-                    <w:rFonts w:ascii="Cambria Math" w:hAnsi="Cambria Math"/>
-                  </w:rPr>
-                  <m:t xml:space="preserve"> (в разных парах)</m:t>
-                </m:r>
-              </m:oMath>
-            </m:oMathPara>
-          </w:p>
-        </w:tc>
-        <w:tc>
-          <w:tcPr>
-            <w:tcW w:w="0" w:type="auto"/>
-          </w:tcPr>
-          <w:p>
-            <w:pPr>
-              <w:pStyle w:val="af7"/>
-              <w:jc w:val="center"/>
-            </w:pPr>
-            <m:oMathPara>
-              <m:oMath>
-                <m:r>
-                  <m:rPr>
-                    <m:sty m:val="p"/>
-                  </m:rPr>
-                  <w:rPr>
-                    <w:rFonts w:ascii="Cambria Math" w:hAnsi="Cambria Math"/>
-                  </w:rPr>
-                  <m:t>≥</m:t>
-                </m:r>
-                <m:r>
-                  <m:rPr>
-                    <m:sty m:val="p"/>
-                  </m:rPr>
-                  <w:rPr>
-                    <w:rFonts w:ascii="Cambria Math" w:hAnsi="Cambria Math"/>
-                  </w:rPr>
-                  <m:t>6</m:t>
-                </m:r>
-              </m:oMath>
-            </m:oMathPara>
-          </w:p>
-        </w:tc>
-      </w:tr>
-      <w:tr>
-        <w:tc>
-          <w:tcPr>
-            <w:tcW w:w="0" w:type="auto"/>
-          </w:tcPr>
-          <w:p>
-            <w:pPr>
-              <w:pStyle w:val="af7"/>
-            </w:pPr>
-            <w:r>
-              <w:t>60</w:t>
-            </w:r>
-          </w:p>
-        </w:tc>
-        <w:tc>
-          <w:tcPr>
-            <w:tcW w:w="0" w:type="auto"/>
-          </w:tcPr>
-          <w:p>
-            <w:pPr>
-              <w:pStyle w:val="af7"/>
-            </w:pPr>
-            <w:r>
-              <w:t>Вычислительно-сложный (XOR)</w:t>
-            </w:r>
-          </w:p>
-        </w:tc>
-        <w:tc>
-          <w:tcPr>
-            <w:tcW w:w="0" w:type="auto"/>
-          </w:tcPr>
-          <w:p>
-            <w:pPr>
-              <w:pStyle w:val="af7"/>
-              <w:jc w:val="center"/>
-            </w:pPr>
-            <m:oMathPara>
-              <m:oMath>
-                <m:r>
-                  <m:rPr>
-                    <m:sty m:val="p"/>
-                  </m:rPr>
-                  <w:rPr>
-                    <w:rFonts w:ascii="Cambria Math" w:hAnsi="Cambria Math"/>
-                  </w:rPr>
-                  <m:t>(</m:t>
-                </m:r>
-                <m:r>
-                  <w:rPr>
-                    <w:rFonts w:ascii="Cambria Math" w:hAnsi="Cambria Math"/>
-                  </w:rPr>
-                  <m:t>n</m:t>
-                </m:r>
-                <m:r>
-                  <m:rPr>
-                    <m:sty m:val="p"/>
-                  </m:rPr>
-                  <w:rPr>
-                    <w:rFonts w:ascii="Cambria Math" w:hAnsi="Cambria Math"/>
-                  </w:rPr>
-                  <m:t>-</m:t>
+                  <m:t>(N-</m:t>
                 </m:r>
                 <m:r>
                   <w:rPr>
@@ -4120,10 +3740,13 @@
                   </m:fPr>
                   <m:num>
                     <m:r>
+                      <m:rPr>
+                        <m:sty m:val="p"/>
+                      </m:rPr>
                       <w:rPr>
                         <w:rFonts w:ascii="Cambria Math" w:hAnsi="Cambria Math"/>
                       </w:rPr>
-                      <m:t>n</m:t>
+                      <m:t>N</m:t>
                     </m:r>
                     <m:r>
                       <m:rPr>
@@ -4133,15 +3756,6 @@
                         <w:rFonts w:ascii="Cambria Math" w:hAnsi="Cambria Math"/>
                       </w:rPr>
                       <m:t>-</m:t>
-                    </m:r>
-                    <m:r>
-                      <m:rPr>
-                        <m:sty m:val="p"/>
-                      </m:rPr>
-                      <w:rPr>
-                        <w:rFonts w:ascii="Cambria Math" w:hAnsi="Cambria Math"/>
-                      </w:rPr>
-                      <m:t>2</m:t>
                     </m:r>
                     <m:r>
                       <w:rPr>
@@ -4155,7 +3769,437 @@
                       <w:rPr>
                         <w:rFonts w:ascii="Cambria Math" w:hAnsi="Cambria Math"/>
                       </w:rPr>
-                      <m:t>n</m:t>
+                      <m:t>N</m:t>
+                    </m:r>
+                  </m:den>
+                </m:f>
+              </m:oMath>
+            </m:oMathPara>
+          </w:p>
+        </w:tc>
+        <w:tc>
+          <w:tcPr>
+            <w:tcW w:w="0" w:type="auto"/>
+          </w:tcPr>
+          <w:p>
+            <w:pPr>
+              <w:pStyle w:val="af7"/>
+              <w:jc w:val="center"/>
+            </w:pPr>
+            <m:oMathPara>
+              <m:oMath>
+                <m:func>
+                  <m:funcPr>
+                    <m:ctrlPr>
+                      <w:rPr>
+                        <w:rFonts w:ascii="Cambria Math" w:hAnsi="Cambria Math"/>
+                      </w:rPr>
+                    </m:ctrlPr>
+                  </m:funcPr>
+                  <m:fName>
+                    <m:limLow>
+                      <m:limLowPr>
+                        <m:ctrlPr>
+                          <w:rPr>
+                            <w:rFonts w:ascii="Cambria Math" w:hAnsi="Cambria Math"/>
+                          </w:rPr>
+                        </m:ctrlPr>
+                      </m:limLowPr>
+                      <m:e>
+                        <m:r>
+                          <m:rPr>
+                            <m:sty m:val="p"/>
+                          </m:rPr>
+                          <w:rPr>
+                            <w:rFonts w:ascii="Cambria Math" w:hAnsi="Cambria Math"/>
+                          </w:rPr>
+                          <m:t>lim</m:t>
+                        </m:r>
+                      </m:e>
+                      <m:lim/>
+                    </m:limLow>
+                  </m:fName>
+                  <m:e>
+                    <m:nary>
+                      <m:naryPr>
+                        <m:chr m:val="∑"/>
+                        <m:limLoc m:val="undOvr"/>
+                        <m:ctrlPr>
+                          <w:rPr>
+                            <w:rFonts w:ascii="Cambria Math" w:hAnsi="Cambria Math"/>
+                          </w:rPr>
+                        </m:ctrlPr>
+                      </m:naryPr>
+                      <m:sub>
+                        <m:r>
+                          <m:rPr>
+                            <m:sty m:val="p"/>
+                          </m:rPr>
+                          <w:rPr>
+                            <w:rFonts w:ascii="Cambria Math" w:hAnsi="Cambria Math"/>
+                          </w:rPr>
+                          <m:t>1</m:t>
+                        </m:r>
+                      </m:sub>
+                      <m:sup>
+                        <m:r>
+                          <w:rPr>
+                            <w:rFonts w:ascii="Cambria Math" w:hAnsi="Cambria Math"/>
+                          </w:rPr>
+                          <m:t>N</m:t>
+                        </m:r>
+                      </m:sup>
+                      <m:e>
+                        <m:sSub>
+                          <m:sSubPr>
+                            <m:ctrlPr>
+                              <w:rPr>
+                                <w:rFonts w:ascii="Cambria Math" w:hAnsi="Cambria Math"/>
+                              </w:rPr>
+                            </m:ctrlPr>
+                          </m:sSubPr>
+                          <m:e>
+                            <m:r>
+                              <w:rPr>
+                                <w:rFonts w:ascii="Cambria Math" w:hAnsi="Cambria Math"/>
+                              </w:rPr>
+                              <m:t>Q</m:t>
+                            </m:r>
+                          </m:e>
+                          <m:sub>
+                            <m:r>
+                              <w:rPr>
+                                <w:rFonts w:ascii="Cambria Math" w:hAnsi="Cambria Math"/>
+                              </w:rPr>
+                              <m:t>i</m:t>
+                            </m:r>
+                          </m:sub>
+                        </m:sSub>
+                      </m:e>
+                    </m:nary>
+                  </m:e>
+                </m:func>
+              </m:oMath>
+            </m:oMathPara>
+          </w:p>
+        </w:tc>
+        <w:tc>
+          <w:tcPr>
+            <w:tcW w:w="0" w:type="auto"/>
+          </w:tcPr>
+          <w:p>
+            <w:pPr>
+              <w:pStyle w:val="af7"/>
+              <w:jc w:val="center"/>
+            </w:pPr>
+            <m:oMathPara>
+              <m:oMath>
+                <m:sSub>
+                  <m:sSubPr>
+                    <m:ctrlPr>
+                      <w:rPr>
+                        <w:rFonts w:ascii="Cambria Math" w:hAnsi="Cambria Math"/>
+                      </w:rPr>
+                    </m:ctrlPr>
+                  </m:sSubPr>
+                  <m:e>
+                    <m:r>
+                      <m:rPr>
+                        <m:sty m:val="p"/>
+                      </m:rPr>
+                      <w:rPr>
+                        <w:rFonts w:ascii="Cambria Math" w:hAnsi="Cambria Math"/>
+                      </w:rPr>
+                      <m:t>&lt;</m:t>
+                    </m:r>
+                    <m:r>
+                      <m:rPr>
+                        <m:sty m:val="p"/>
+                      </m:rPr>
+                      <w:rPr>
+                        <w:rFonts w:ascii="Cambria Math" w:hAnsi="Cambria Math"/>
+                      </w:rPr>
+                      <m:t>Q</m:t>
+                    </m:r>
+                  </m:e>
+                  <m:sub>
+                    <m:r>
+                      <w:rPr>
+                        <w:rFonts w:ascii="Cambria Math" w:hAnsi="Cambria Math"/>
+                      </w:rPr>
+                      <m:t>min</m:t>
+                    </m:r>
+                  </m:sub>
+                </m:sSub>
+              </m:oMath>
+            </m:oMathPara>
+          </w:p>
+        </w:tc>
+        <w:tc>
+          <w:tcPr>
+            <w:tcW w:w="0" w:type="auto"/>
+          </w:tcPr>
+          <w:p>
+            <w:pPr>
+              <w:pStyle w:val="af7"/>
+              <w:jc w:val="center"/>
+            </w:pPr>
+            <m:oMathPara>
+              <m:oMath>
+                <m:r>
+                  <m:rPr>
+                    <m:sty m:val="p"/>
+                  </m:rPr>
+                  <w:rPr>
+                    <w:rFonts w:ascii="Cambria Math" w:hAnsi="Cambria Math"/>
+                  </w:rPr>
+                  <m:t>k</m:t>
+                </m:r>
+                <m:r>
+                  <m:rPr>
+                    <m:sty m:val="p"/>
+                  </m:rPr>
+                  <w:rPr>
+                    <w:rFonts w:ascii="Cambria Math" w:hAnsi="Cambria Math"/>
+                  </w:rPr>
+                  <m:t xml:space="preserve"> </m:t>
+                </m:r>
+                <m:r>
+                  <m:rPr>
+                    <m:sty m:val="p"/>
+                  </m:rPr>
+                  <w:rPr>
+                    <w:rFonts w:ascii="Cambria Math" w:hAnsi="Cambria Math"/>
+                  </w:rPr>
+                  <m:t>(</m:t>
+                </m:r>
+                <m:r>
+                  <m:rPr>
+                    <m:sty m:val="p"/>
+                  </m:rPr>
+                  <w:rPr>
+                    <w:rFonts w:ascii="Cambria Math" w:hAnsi="Cambria Math"/>
+                  </w:rPr>
+                  <m:t>по 1 в</m:t>
+                </m:r>
+                <m:r>
+                  <m:rPr>
+                    <m:sty m:val="p"/>
+                  </m:rPr>
+                  <w:rPr>
+                    <w:rFonts w:ascii="Cambria Math" w:hAnsi="Cambria Math"/>
+                  </w:rPr>
+                  <m:t xml:space="preserve"> </m:t>
+                </m:r>
+                <m:r>
+                  <m:rPr>
+                    <m:sty m:val="p"/>
+                  </m:rPr>
+                  <w:rPr>
+                    <w:rFonts w:ascii="Cambria Math" w:hAnsi="Cambria Math"/>
+                  </w:rPr>
+                  <m:t>каждой</m:t>
+                </m:r>
+                <m:r>
+                  <m:rPr>
+                    <m:sty m:val="p"/>
+                  </m:rPr>
+                  <w:rPr>
+                    <w:rFonts w:ascii="Cambria Math" w:hAnsi="Cambria Math"/>
+                  </w:rPr>
+                  <m:t xml:space="preserve"> </m:t>
+                </m:r>
+                <m:r>
+                  <m:rPr>
+                    <m:sty m:val="p"/>
+                  </m:rPr>
+                  <w:rPr>
+                    <w:rFonts w:ascii="Cambria Math" w:hAnsi="Cambria Math"/>
+                  </w:rPr>
+                  <m:t>группе</m:t>
+                </m:r>
+                <m:r>
+                  <m:rPr>
+                    <m:sty m:val="p"/>
+                  </m:rPr>
+                  <w:rPr>
+                    <w:rFonts w:ascii="Cambria Math" w:hAnsi="Cambria Math"/>
+                  </w:rPr>
+                  <m:t>)</m:t>
+                </m:r>
+              </m:oMath>
+            </m:oMathPara>
+          </w:p>
+        </w:tc>
+        <w:tc>
+          <w:tcPr>
+            <w:tcW w:w="0" w:type="auto"/>
+          </w:tcPr>
+          <w:p>
+            <w:pPr>
+              <w:pStyle w:val="af7"/>
+              <w:jc w:val="center"/>
+            </w:pPr>
+            <m:oMathPara>
+              <m:oMath>
+                <m:r>
+                  <m:rPr>
+                    <m:sty m:val="p"/>
+                  </m:rPr>
+                  <w:rPr>
+                    <w:rFonts w:ascii="Cambria Math" w:hAnsi="Cambria Math"/>
+                  </w:rPr>
+                  <m:t>≥6</m:t>
+                </m:r>
+              </m:oMath>
+            </m:oMathPara>
+          </w:p>
+        </w:tc>
+      </w:tr>
+      <w:tr>
+        <w:tc>
+          <w:tcPr>
+            <w:tcW w:w="0" w:type="auto"/>
+          </w:tcPr>
+          <w:p>
+            <w:pPr>
+              <w:pStyle w:val="af7"/>
+            </w:pPr>
+            <w:r>
+              <w:t>60</w:t>
+            </w:r>
+          </w:p>
+        </w:tc>
+        <w:tc>
+          <w:tcPr>
+            <w:tcW w:w="2526" w:type="dxa"/>
+          </w:tcPr>
+          <w:p>
+            <w:pPr>
+              <w:pStyle w:val="af7"/>
+            </w:pPr>
+            <w:r>
+              <w:t>Вычислительно-сложный (XOR)</w:t>
+            </w:r>
+          </w:p>
+        </w:tc>
+        <w:tc>
+          <w:tcPr>
+            <w:tcW w:w="1811" w:type="dxa"/>
+          </w:tcPr>
+          <w:p>
+            <w:pPr>
+              <w:pStyle w:val="af7"/>
+              <w:jc w:val="center"/>
+            </w:pPr>
+            <m:oMathPara>
+              <m:oMath>
+                <m:r>
+                  <m:rPr>
+                    <m:sty m:val="p"/>
+                  </m:rPr>
+                  <w:rPr>
+                    <w:rFonts w:ascii="Cambria Math" w:hAnsi="Cambria Math"/>
+                  </w:rPr>
+                  <m:t>(N-2×</m:t>
+                </m:r>
+                <m:r>
+                  <w:rPr>
+                    <w:rFonts w:ascii="Cambria Math" w:hAnsi="Cambria Math"/>
+                  </w:rPr>
+                  <m:t>K</m:t>
+                </m:r>
+                <m:r>
+                  <m:rPr>
+                    <m:sty m:val="p"/>
+                  </m:rPr>
+                  <w:rPr>
+                    <w:rFonts w:ascii="Cambria Math" w:hAnsi="Cambria Math"/>
+                  </w:rPr>
+                  <m:t>)×</m:t>
+                </m:r>
+                <m:sSub>
+                  <m:sSubPr>
+                    <m:ctrlPr>
+                      <w:rPr>
+                        <w:rFonts w:ascii="Cambria Math" w:hAnsi="Cambria Math"/>
+                        <w:kern w:val="2"/>
+                        <w14:ligatures w14:val="standardContextual"/>
+                      </w:rPr>
+                    </m:ctrlPr>
+                  </m:sSubPr>
+                  <m:e>
+                    <m:r>
+                      <w:rPr>
+                        <w:rFonts w:ascii="Cambria Math" w:hAnsi="Cambria Math"/>
+                      </w:rPr>
+                      <m:t>V</m:t>
+                    </m:r>
+                  </m:e>
+                  <m:sub>
+                    <m:r>
+                      <w:rPr>
+                        <w:rFonts w:ascii="Cambria Math" w:hAnsi="Cambria Math"/>
+                      </w:rPr>
+                      <m:t>min</m:t>
+                    </m:r>
+                  </m:sub>
+                </m:sSub>
+              </m:oMath>
+            </m:oMathPara>
+          </w:p>
+        </w:tc>
+        <w:tc>
+          <w:tcPr>
+            <w:tcW w:w="0" w:type="auto"/>
+          </w:tcPr>
+          <w:p>
+            <w:pPr>
+              <w:pStyle w:val="af7"/>
+              <w:jc w:val="center"/>
+            </w:pPr>
+            <m:oMathPara>
+              <m:oMath>
+                <m:f>
+                  <m:fPr>
+                    <m:ctrlPr>
+                      <w:rPr>
+                        <w:rFonts w:ascii="Cambria Math" w:hAnsi="Cambria Math"/>
+                      </w:rPr>
+                    </m:ctrlPr>
+                  </m:fPr>
+                  <m:num>
+                    <m:r>
+                      <m:rPr>
+                        <m:sty m:val="p"/>
+                      </m:rPr>
+                      <w:rPr>
+                        <w:rFonts w:ascii="Cambria Math" w:hAnsi="Cambria Math"/>
+                      </w:rPr>
+                      <m:t>N</m:t>
+                    </m:r>
+                    <m:r>
+                      <m:rPr>
+                        <m:sty m:val="p"/>
+                      </m:rPr>
+                      <w:rPr>
+                        <w:rFonts w:ascii="Cambria Math" w:hAnsi="Cambria Math"/>
+                      </w:rPr>
+                      <m:t>-2</m:t>
+                    </m:r>
+                    <m:r>
+                      <w:rPr>
+                        <w:rFonts w:ascii="Cambria Math" w:hAnsi="Cambria Math"/>
+                      </w:rPr>
+                      <m:t>K</m:t>
+                    </m:r>
+                  </m:num>
+                  <m:den>
+                    <m:r>
+                      <w:rPr>
+                        <w:rFonts w:ascii="Cambria Math" w:hAnsi="Cambria Math"/>
+                      </w:rPr>
+                      <m:t>N</m:t>
                     </m:r>
                   </m:den>
                 </m:f>
@@ -4209,7 +4253,7 @@
                       <w:rPr>
                         <w:rFonts w:ascii="Cambria Math" w:hAnsi="Cambria Math"/>
                       </w:rPr>
-                      <m:t>n</m:t>
+                      <m:t>N</m:t>
                     </m:r>
                   </m:sup>
                   <m:e>
@@ -4226,7 +4270,7 @@
                           <w:rPr>
                             <w:rFonts w:ascii="Cambria Math" w:hAnsi="Cambria Math"/>
                           </w:rPr>
-                          <m:t>r</m:t>
+                          <m:t>Q</m:t>
                         </m:r>
                       </m:e>
                       <m:sub>
@@ -4254,7 +4298,16 @@
               <w:jc w:val="center"/>
             </w:pPr>
             <w:r>
-              <w:t xml:space="preserve">Контроллер (по </w:t>
+              <w:t>Контроллер (</w:t>
+            </w:r>
+            <w:r>
+              <w:rPr>
+                <w:lang w:val="en-US"/>
+              </w:rPr>
+              <w:t>no</w:t>
+            </w:r>
+            <w:r>
+              <w:t xml:space="preserve"> </w:t>
             </w:r>
             <w:proofErr w:type="spellStart"/>
             <w:r>
@@ -4284,7 +4337,43 @@
                   <w:rPr>
                     <w:rFonts w:ascii="Cambria Math" w:hAnsi="Cambria Math"/>
                   </w:rPr>
-                  <m:t>2 (в разных парах)</m:t>
+                  <m:t>2</m:t>
+                </m:r>
+                <m:r>
+                  <m:rPr>
+                    <m:sty m:val="p"/>
+                  </m:rPr>
+                  <w:rPr>
+                    <w:rFonts w:ascii="Cambria Math" w:hAnsi="Cambria Math"/>
+                  </w:rPr>
+                  <m:t xml:space="preserve">k </m:t>
+                </m:r>
+                <m:r>
+                  <m:rPr>
+                    <m:sty m:val="p"/>
+                  </m:rPr>
+                  <w:rPr>
+                    <w:rFonts w:ascii="Cambria Math" w:hAnsi="Cambria Math"/>
+                  </w:rPr>
+                  <m:t>(</m:t>
+                </m:r>
+                <m:r>
+                  <m:rPr>
+                    <m:sty m:val="p"/>
+                  </m:rPr>
+                  <w:rPr>
+                    <w:rFonts w:ascii="Cambria Math" w:hAnsi="Cambria Math"/>
+                  </w:rPr>
+                  <m:t>по 2 в каждой группе</m:t>
+                </m:r>
+                <m:r>
+                  <m:rPr>
+                    <m:sty m:val="p"/>
+                  </m:rPr>
+                  <w:rPr>
+                    <w:rFonts w:ascii="Cambria Math" w:hAnsi="Cambria Math"/>
+                  </w:rPr>
+                  <m:t>)</m:t>
                 </m:r>
               </m:oMath>
             </m:oMathPara>
@@ -4308,16 +4397,7 @@
                   <w:rPr>
                     <w:rFonts w:ascii="Cambria Math" w:hAnsi="Cambria Math"/>
                   </w:rPr>
-                  <m:t>≥</m:t>
-                </m:r>
-                <m:r>
-                  <m:rPr>
-                    <m:sty m:val="p"/>
-                  </m:rPr>
-                  <w:rPr>
-                    <w:rFonts w:ascii="Cambria Math" w:hAnsi="Cambria Math"/>
-                  </w:rPr>
-                  <m:t>8</m:t>
+                  <m:t>≥8</m:t>
                 </m:r>
               </m:oMath>
             </m:oMathPara>
@@ -4336,18 +4416,49 @@
         </w:sectPr>
       </w:pPr>
     </w:p>
-    <w:p/>
     <w:p>
+      <w:pPr>
+        <w:pStyle w:val="2"/>
+        <w:rPr>
+          <w:lang w:val="en-US"/>
+        </w:rPr>
+      </w:pPr>
       <w:r>
-        <w:t>В таблице 1 представлены вводные данные</w:t>
+        <w:lastRenderedPageBreak/>
+        <w:t>Задание 2</w:t>
       </w:r>
     </w:p>
     <w:p>
+      <w:r>
+        <w:t>Вариант 5. Создается система хранения данных с использованием политики RAID 6. Предполагается использование дисков SSD 2.5". Количество и объем дисков представлены в таблице 1 ниже. В качестве результата требуется заполнить таблицу.</w:t>
+      </w:r>
+    </w:p>
+    <w:p>
+      <w:r>
+        <w:t xml:space="preserve">В таблице </w:t>
+      </w:r>
+      <w:r>
+        <w:t>1.2</w:t>
+      </w:r>
+      <w:r>
+        <w:t>.1</w:t>
+      </w:r>
+      <w:r>
+        <w:t xml:space="preserve"> представлены вводные данные</w:t>
+      </w:r>
+    </w:p>
+    <w:p>
       <w:pPr>
         <w:pStyle w:val="af3"/>
       </w:pPr>
       <w:r>
-        <w:t>Таблица 1 — Вводные данные</w:t>
+        <w:t xml:space="preserve">Таблица </w:t>
+      </w:r>
+      <w:r>
+        <w:t>1.2.1</w:t>
+      </w:r>
+      <w:r>
+        <w:t xml:space="preserve"> — Вводные данные</w:t>
       </w:r>
     </w:p>
     <w:tbl>
@@ -4456,7 +4567,13 @@
         <w:pStyle w:val="af9"/>
       </w:pPr>
       <w:r>
-        <w:t>В таблице 2 представлены расчёты для данного варианта</w:t>
+        <w:t xml:space="preserve">В таблице </w:t>
+      </w:r>
+      <w:r>
+        <w:t>1.2.</w:t>
+      </w:r>
+      <w:r>
+        <w:t>2 представлены расчёты для данного варианта</w:t>
       </w:r>
     </w:p>
     <w:p>
@@ -4464,7 +4581,13 @@
         <w:pStyle w:val="af3"/>
       </w:pPr>
       <w:r>
-        <w:t>Таблица 2 — Расчёты</w:t>
+        <w:t xml:space="preserve">Таблица </w:t>
+      </w:r>
+      <w:r>
+        <w:t>1.2.</w:t>
+      </w:r>
+      <w:r>
+        <w:t>2 — Расчёты</w:t>
       </w:r>
     </w:p>
     <w:tbl>
@@ -4734,6 +4857,19 @@
     </w:tbl>
     <w:p>
       <w:pPr>
+        <w:pStyle w:val="2"/>
+      </w:pPr>
+      <w:r>
+        <w:t>Задание 3</w:t>
+      </w:r>
+    </w:p>
+    <w:p>
+      <w:r>
+        <w:t>Вариант 5. Какое минимальное количество накопителей потребуется при уровне политик резервирования RAID 0, для обеспечения работы данной СХД. Затратами на кодирование данных и пропускной способностью контроллера пренебречь. Интерфейсы считать симметричными. Считать, что накопитель работает на скорости интерфейса.</w:t>
+      </w:r>
+    </w:p>
+    <w:p>
+      <w:pPr>
         <w:pStyle w:val="af9"/>
         <w:rPr>
           <w:lang w:val="en-US"/>
@@ -4770,12 +4906,8 @@
       </w:r>
     </w:p>
     <w:p>
-      <w:pPr>
-        <w:rPr>
-          <w:lang w:val="en-US"/>
-        </w:rPr>
-      </w:pPr>
       <w:r>
+        <w:lastRenderedPageBreak/>
         <w:t>Произведём расчеты. Для начала найдём необходимую пропускную способность на чтение:</w:t>
       </w:r>
     </w:p>
@@ -4816,7 +4948,7 @@
                       <w:rFonts w:ascii="Cambria Math" w:hAnsi="Cambria Math"/>
                       <w:lang w:val="en-US"/>
                     </w:rPr>
-                    <m:t>R</m:t>
+                    <m:t>Q</m:t>
                   </m:r>
                 </m:e>
                 <m:sub>
@@ -4827,6 +4959,13 @@
                     </w:rPr>
                     <m:t>read</m:t>
                   </m:r>
+                  <m:r>
+                    <w:rPr>
+                      <w:rFonts w:ascii="Cambria Math" w:hAnsi="Cambria Math"/>
+                      <w:lang w:val="en-US"/>
+                    </w:rPr>
+                    <m:t>,total</m:t>
+                  </m:r>
                 </m:sub>
               </m:sSub>
               <m:r>
@@ -4834,7 +4973,21 @@
                   <w:rFonts w:ascii="Cambria Math" w:hAnsi="Cambria Math"/>
                   <w:lang w:val="en-US"/>
                 </w:rPr>
-                <m:t>=N×</m:t>
+                <m:t>=</m:t>
+              </m:r>
+              <m:r>
+                <w:rPr>
+                  <w:rFonts w:ascii="Cambria Math" w:hAnsi="Cambria Math"/>
+                  <w:lang w:val="en-US"/>
+                </w:rPr>
+                <m:t>n</m:t>
+              </m:r>
+              <m:r>
+                <w:rPr>
+                  <w:rFonts w:ascii="Cambria Math" w:hAnsi="Cambria Math"/>
+                  <w:lang w:val="en-US"/>
+                </w:rPr>
+                <m:t>×</m:t>
               </m:r>
               <m:sSub>
                 <m:sSubPr>
@@ -4852,7 +5005,7 @@
                       <w:rFonts w:ascii="Cambria Math" w:hAnsi="Cambria Math"/>
                       <w:lang w:val="en-US"/>
                     </w:rPr>
-                    <m:t>r</m:t>
+                    <m:t>Q</m:t>
                   </m:r>
                 </m:e>
                 <m:sub>
@@ -4868,6 +5021,13 @@
                       <w:lang w:val="en-US"/>
                     </w:rPr>
                     <m:t>ead</m:t>
+                  </m:r>
+                  <m:r>
+                    <w:rPr>
+                      <w:rFonts w:ascii="Cambria Math" w:hAnsi="Cambria Math"/>
+                      <w:lang w:val="en-US"/>
+                    </w:rPr>
+                    <m:t>,node</m:t>
                   </m:r>
                 </m:sub>
               </m:sSub>
@@ -4933,13 +5093,7 @@
                     <w:rPr>
                       <w:rFonts w:ascii="Cambria Math" w:hAnsi="Cambria Math"/>
                     </w:rPr>
-                    <m:t>М</m:t>
-                  </m:r>
-                  <m:r>
-                    <w:rPr>
-                      <w:rFonts w:ascii="Cambria Math" w:hAnsi="Cambria Math"/>
-                    </w:rPr>
-                    <m:t>бит</m:t>
+                    <m:t>Мбит</m:t>
                   </m:r>
                 </m:num>
                 <m:den>
@@ -4991,19 +5145,8 @@
       </m:oMathPara>
     </w:p>
     <w:p>
-      <w:pPr>
-        <w:rPr>
-          <w:lang w:val="en-US"/>
-        </w:rPr>
-      </w:pPr>
       <w:r>
-        <w:t>Г</w:t>
-      </w:r>
-      <w:r>
-        <w:t>де</w:t>
-      </w:r>
-      <w:r>
-        <w:t xml:space="preserve"> </w:t>
+        <w:t xml:space="preserve">Где </w:t>
       </w:r>
       <m:oMath>
         <m:sSub>
@@ -5012,6 +5155,7 @@
               <w:rPr>
                 <w:rFonts w:ascii="Cambria Math" w:hAnsi="Cambria Math"/>
                 <w:i/>
+                <w:lang w:val="en-US"/>
               </w:rPr>
             </m:ctrlPr>
           </m:sSubPr>
@@ -5019,8 +5163,79 @@
             <m:r>
               <w:rPr>
                 <w:rFonts w:ascii="Cambria Math" w:hAnsi="Cambria Math"/>
+                <w:lang w:val="en-US"/>
               </w:rPr>
-              <m:t>R</m:t>
+              <m:t>Q</m:t>
+            </m:r>
+          </m:e>
+          <m:sub>
+            <m:r>
+              <w:rPr>
+                <w:rFonts w:ascii="Cambria Math" w:hAnsi="Cambria Math"/>
+                <w:lang w:val="en-US"/>
+              </w:rPr>
+              <m:t>read</m:t>
+            </m:r>
+            <m:r>
+              <w:rPr>
+                <w:rFonts w:ascii="Cambria Math" w:hAnsi="Cambria Math"/>
+              </w:rPr>
+              <m:t>,</m:t>
+            </m:r>
+            <m:r>
+              <w:rPr>
+                <w:rFonts w:ascii="Cambria Math" w:hAnsi="Cambria Math"/>
+                <w:lang w:val="en-US"/>
+              </w:rPr>
+              <m:t>total</m:t>
+            </m:r>
+          </m:sub>
+        </m:sSub>
+      </m:oMath>
+      <w:r>
+        <w:t xml:space="preserve"> — требуемая итоговая пропускная способность по чтению,</w:t>
+      </w:r>
+      <w:r>
+        <w:rPr>
+          <w:rFonts w:eastAsiaTheme="minorEastAsia"/>
+        </w:rPr>
+        <w:t xml:space="preserve"> </w:t>
+      </w:r>
+      <m:oMath>
+        <m:r>
+          <w:rPr>
+            <w:rFonts w:ascii="Cambria Math" w:eastAsiaTheme="minorEastAsia" w:hAnsi="Cambria Math"/>
+          </w:rPr>
+          <m:t>n</m:t>
+        </m:r>
+      </m:oMath>
+      <w:r>
+        <w:rPr>
+          <w:rFonts w:eastAsiaTheme="minorEastAsia"/>
+        </w:rPr>
+        <w:t xml:space="preserve"> </w:t>
+      </w:r>
+      <w:r>
+        <w:t xml:space="preserve">— количество узлов, </w:t>
+      </w:r>
+      <m:oMath>
+        <m:sSub>
+          <m:sSubPr>
+            <m:ctrlPr>
+              <w:rPr>
+                <w:rFonts w:ascii="Cambria Math" w:hAnsi="Cambria Math"/>
+                <w:i/>
+                <w:lang w:val="en-US"/>
+              </w:rPr>
+            </m:ctrlPr>
+          </m:sSubPr>
+          <m:e>
+            <m:r>
+              <w:rPr>
+                <w:rFonts w:ascii="Cambria Math" w:hAnsi="Cambria Math"/>
+                <w:lang w:val="en-US"/>
+              </w:rPr>
+              <m:t>Q</m:t>
             </m:r>
           </m:e>
           <m:sub>
@@ -5037,66 +5252,18 @@
               </w:rPr>
               <m:t>ead</m:t>
             </m:r>
-          </m:sub>
-        </m:sSub>
-      </m:oMath>
-      <w:r>
-        <w:t xml:space="preserve"> </w:t>
-      </w:r>
-      <w:r>
-        <w:t xml:space="preserve">— требуемая итоговая пропускная способность по чтению, </w:t>
-      </w:r>
-      <m:oMath>
-        <m:r>
-          <w:rPr>
-            <w:rFonts w:ascii="Cambria Math" w:hAnsi="Cambria Math"/>
-          </w:rPr>
-          <m:t>N</m:t>
-        </m:r>
-      </m:oMath>
-      <w:r>
-        <w:rPr>
-          <w:rFonts w:eastAsiaTheme="minorEastAsia"/>
-        </w:rPr>
-        <w:t xml:space="preserve"> </w:t>
-      </w:r>
-      <w:r>
-        <w:t>— количество узлов,</w:t>
-      </w:r>
-      <w:r>
-        <w:t xml:space="preserve"> </w:t>
-      </w:r>
-      <m:oMath>
-        <m:sSub>
-          <m:sSubPr>
-            <m:ctrlPr>
-              <w:rPr>
-                <w:rFonts w:ascii="Cambria Math" w:hAnsi="Cambria Math"/>
-                <w:i/>
-              </w:rPr>
-            </m:ctrlPr>
-          </m:sSubPr>
-          <m:e>
             <m:r>
               <w:rPr>
                 <w:rFonts w:ascii="Cambria Math" w:hAnsi="Cambria Math"/>
               </w:rPr>
-              <m:t>r</m:t>
-            </m:r>
-          </m:e>
-          <m:sub>
-            <m:r>
-              <w:rPr>
-                <w:rFonts w:ascii="Cambria Math" w:hAnsi="Cambria Math"/>
-              </w:rPr>
-              <m:t>r</m:t>
+              <m:t>,</m:t>
             </m:r>
             <m:r>
               <w:rPr>
                 <w:rFonts w:ascii="Cambria Math" w:hAnsi="Cambria Math"/>
                 <w:lang w:val="en-US"/>
               </w:rPr>
-              <m:t>ead</m:t>
+              <m:t>node</m:t>
             </m:r>
           </m:sub>
         </m:sSub>
@@ -5158,7 +5325,7 @@
                       <w:rFonts w:ascii="Cambria Math" w:hAnsi="Cambria Math"/>
                       <w:lang w:val="en-US"/>
                     </w:rPr>
-                    <m:t>R</m:t>
+                    <m:t>Q</m:t>
                   </m:r>
                 </m:e>
                 <m:sub>
@@ -5169,6 +5336,19 @@
                     </w:rPr>
                     <m:t>write</m:t>
                   </m:r>
+                  <m:r>
+                    <w:rPr>
+                      <w:rFonts w:ascii="Cambria Math" w:hAnsi="Cambria Math"/>
+                    </w:rPr>
+                    <m:t>,</m:t>
+                  </m:r>
+                  <m:r>
+                    <w:rPr>
+                      <w:rFonts w:ascii="Cambria Math" w:hAnsi="Cambria Math"/>
+                      <w:lang w:val="en-US"/>
+                    </w:rPr>
+                    <m:t>total</m:t>
+                  </m:r>
                 </m:sub>
               </m:sSub>
               <m:r>
@@ -5176,7 +5356,21 @@
                   <w:rFonts w:ascii="Cambria Math" w:hAnsi="Cambria Math"/>
                   <w:lang w:val="en-US"/>
                 </w:rPr>
-                <m:t>=N×</m:t>
+                <m:t>=</m:t>
+              </m:r>
+              <m:r>
+                <w:rPr>
+                  <w:rFonts w:ascii="Cambria Math" w:hAnsi="Cambria Math"/>
+                  <w:lang w:val="en-US"/>
+                </w:rPr>
+                <m:t>n</m:t>
+              </m:r>
+              <m:r>
+                <w:rPr>
+                  <w:rFonts w:ascii="Cambria Math" w:hAnsi="Cambria Math"/>
+                  <w:lang w:val="en-US"/>
+                </w:rPr>
+                <m:t>×</m:t>
               </m:r>
               <m:sSub>
                 <m:sSubPr>
@@ -5194,7 +5388,7 @@
                       <w:rFonts w:ascii="Cambria Math" w:hAnsi="Cambria Math"/>
                       <w:lang w:val="en-US"/>
                     </w:rPr>
-                    <m:t>r</m:t>
+                    <m:t>Q</m:t>
                   </m:r>
                 </m:e>
                 <m:sub>
@@ -5211,6 +5405,13 @@
                     </w:rPr>
                     <m:t>rite</m:t>
                   </m:r>
+                  <m:r>
+                    <w:rPr>
+                      <w:rFonts w:ascii="Cambria Math" w:hAnsi="Cambria Math"/>
+                      <w:lang w:val="en-US"/>
+                    </w:rPr>
+                    <m:t>,node</m:t>
+                  </m:r>
                 </m:sub>
               </m:sSub>
               <m:r>
@@ -5218,35 +5419,7 @@
                   <w:rFonts w:ascii="Cambria Math" w:hAnsi="Cambria Math"/>
                   <w:lang w:val="en-US"/>
                 </w:rPr>
-                <m:t>=20×</m:t>
-              </m:r>
-              <m:r>
-                <w:rPr>
-                  <w:rFonts w:ascii="Cambria Math" w:hAnsi="Cambria Math"/>
-                  <w:lang w:val="en-US"/>
-                </w:rPr>
-                <m:t>2</m:t>
-              </m:r>
-              <m:r>
-                <w:rPr>
-                  <w:rFonts w:ascii="Cambria Math" w:hAnsi="Cambria Math"/>
-                  <w:lang w:val="en-US"/>
-                </w:rPr>
-                <m:t>=</m:t>
-              </m:r>
-              <m:r>
-                <w:rPr>
-                  <w:rFonts w:ascii="Cambria Math" w:hAnsi="Cambria Math"/>
-                  <w:lang w:val="en-US"/>
-                </w:rPr>
-                <m:t>4</m:t>
-              </m:r>
-              <m:r>
-                <w:rPr>
-                  <w:rFonts w:ascii="Cambria Math" w:hAnsi="Cambria Math"/>
-                  <w:lang w:val="en-US"/>
-                </w:rPr>
-                <m:t>0</m:t>
+                <m:t>=20×2=40</m:t>
               </m:r>
               <m:f>
                 <m:fPr>
@@ -5335,7 +5508,7 @@
                 <w:rFonts w:ascii="Cambria Math" w:hAnsi="Cambria Math"/>
                 <w:lang w:val="en-US"/>
               </w:rPr>
-              <m:t>R</m:t>
+              <m:t>Q</m:t>
             </m:r>
           </m:e>
           <m:sub>
@@ -5345,6 +5518,19 @@
                 <w:lang w:val="en-US"/>
               </w:rPr>
               <m:t>write</m:t>
+            </m:r>
+            <m:r>
+              <w:rPr>
+                <w:rFonts w:ascii="Cambria Math" w:hAnsi="Cambria Math"/>
+              </w:rPr>
+              <m:t>,</m:t>
+            </m:r>
+            <m:r>
+              <w:rPr>
+                <w:rFonts w:ascii="Cambria Math" w:hAnsi="Cambria Math"/>
+                <w:lang w:val="en-US"/>
+              </w:rPr>
+              <m:t>total</m:t>
             </m:r>
           </m:sub>
         </m:sSub>
@@ -5357,7 +5543,7 @@
           <w:rPr>
             <w:rFonts w:ascii="Cambria Math" w:hAnsi="Cambria Math"/>
           </w:rPr>
-          <m:t>N</m:t>
+          <m:t>n</m:t>
         </m:r>
       </m:oMath>
       <w:r>
@@ -5480,7 +5666,7 @@
                     <w:rPr>
                       <w:rFonts w:ascii="Cambria Math" w:hAnsi="Cambria Math"/>
                     </w:rPr>
-                    <m:t>R</m:t>
+                    <m:t>Q</m:t>
                   </m:r>
                 </m:e>
                 <m:sub>
@@ -5495,14 +5681,7 @@
                       <w:rFonts w:ascii="Cambria Math" w:hAnsi="Cambria Math"/>
                       <w:lang w:val="en-US"/>
                     </w:rPr>
-                    <m:t>ead</m:t>
-                  </m:r>
-                  <m:r>
-                    <w:rPr>
-                      <w:rFonts w:ascii="Cambria Math" w:hAnsi="Cambria Math"/>
-                      <w:lang w:val="en-US"/>
-                    </w:rPr>
-                    <m:t>,disks</m:t>
+                    <m:t>ead,disks</m:t>
                   </m:r>
                 </m:sub>
               </m:sSub>
@@ -5538,7 +5717,7 @@
                     <w:rPr>
                       <w:rFonts w:ascii="Cambria Math" w:hAnsi="Cambria Math"/>
                     </w:rPr>
-                    <m:t>n</m:t>
+                    <m:t>N</m:t>
                   </m:r>
                 </m:sup>
                 <m:e>
@@ -5555,7 +5734,7 @@
                         <w:rPr>
                           <w:rFonts w:ascii="Cambria Math" w:hAnsi="Cambria Math"/>
                         </w:rPr>
-                        <m:t>r</m:t>
+                        <m:t>Q</m:t>
                       </m:r>
                     </m:e>
                     <m:sub>
@@ -5563,13 +5742,7 @@
                         <w:rPr>
                           <w:rFonts w:ascii="Cambria Math" w:hAnsi="Cambria Math"/>
                         </w:rPr>
-                        <m:t>i</m:t>
-                      </m:r>
-                      <m:r>
-                        <w:rPr>
-                          <w:rFonts w:ascii="Cambria Math" w:hAnsi="Cambria Math"/>
-                        </w:rPr>
-                        <m:t>,</m:t>
+                        <m:t>i,</m:t>
                       </m:r>
                       <m:r>
                         <w:rPr>
@@ -5648,7 +5821,7 @@
               <w:rPr>
                 <w:rFonts w:ascii="Cambria Math" w:hAnsi="Cambria Math"/>
               </w:rPr>
-              <m:t>R</m:t>
+              <m:t>Q</m:t>
             </m:r>
           </m:e>
           <m:sub>
@@ -5665,11 +5838,30 @@
               </w:rPr>
               <m:t>ead</m:t>
             </m:r>
+            <m:r>
+              <w:rPr>
+                <w:rFonts w:ascii="Cambria Math" w:hAnsi="Cambria Math"/>
+              </w:rPr>
+              <m:t>,</m:t>
+            </m:r>
+            <m:r>
+              <w:rPr>
+                <w:rFonts w:ascii="Cambria Math" w:hAnsi="Cambria Math"/>
+                <w:lang w:val="en-US"/>
+              </w:rPr>
+              <m:t>disks</m:t>
+            </m:r>
           </m:sub>
         </m:sSub>
       </m:oMath>
       <w:r>
-        <w:t xml:space="preserve"> — требуемая итоговая пропускная способность по чтению, </w:t>
+        <w:t xml:space="preserve"> —</w:t>
+      </w:r>
+      <w:r>
+        <w:t xml:space="preserve"> </w:t>
+      </w:r>
+      <w:r>
+        <w:t xml:space="preserve">пропускная способность по чтению, </w:t>
       </w:r>
       <m:oMath>
         <m:r>
@@ -5686,7 +5878,16 @@
         <w:t xml:space="preserve"> </w:t>
       </w:r>
       <w:r>
-        <w:t xml:space="preserve">— количество узлов, </w:t>
+        <w:t>— количество</w:t>
+      </w:r>
+      <w:r>
+        <w:t xml:space="preserve"> </w:t>
+      </w:r>
+      <w:r>
+        <w:t>дисков</w:t>
+      </w:r>
+      <w:r>
+        <w:t xml:space="preserve">, </w:t>
       </w:r>
       <m:oMath>
         <m:sSub>
@@ -5703,7 +5904,7 @@
               <w:rPr>
                 <w:rFonts w:ascii="Cambria Math" w:hAnsi="Cambria Math"/>
               </w:rPr>
-              <m:t>r</m:t>
+              <m:t>Q</m:t>
             </m:r>
           </m:e>
           <m:sub>
@@ -5719,6 +5920,19 @@
                 <w:lang w:val="en-US"/>
               </w:rPr>
               <m:t>ead</m:t>
+            </m:r>
+            <m:r>
+              <w:rPr>
+                <w:rFonts w:ascii="Cambria Math" w:hAnsi="Cambria Math"/>
+              </w:rPr>
+              <m:t>,</m:t>
+            </m:r>
+            <m:r>
+              <w:rPr>
+                <w:rFonts w:ascii="Cambria Math" w:hAnsi="Cambria Math"/>
+                <w:lang w:val="en-US"/>
+              </w:rPr>
+              <m:t>disk</m:t>
             </m:r>
           </m:sub>
         </m:sSub>
@@ -5765,7 +5979,7 @@
               <w:rPr>
                 <w:rFonts w:ascii="Cambria Math" w:hAnsi="Cambria Math"/>
               </w:rPr>
-              <m:t>r</m:t>
+              <m:t>Q</m:t>
             </m:r>
           </m:e>
           <m:sub>
@@ -5845,7 +6059,7 @@
                     <w:rPr>
                       <w:rFonts w:ascii="Cambria Math" w:hAnsi="Cambria Math"/>
                     </w:rPr>
-                    <m:t>n</m:t>
+                    <m:t>N</m:t>
                   </m:r>
                 </m:sup>
                 <m:e>
@@ -5862,7 +6076,7 @@
                         <w:rPr>
                           <w:rFonts w:ascii="Cambria Math" w:hAnsi="Cambria Math"/>
                         </w:rPr>
-                        <m:t>r</m:t>
+                        <m:t>Q</m:t>
                       </m:r>
                     </m:e>
                     <m:sub>
@@ -5870,13 +6084,7 @@
                         <w:rPr>
                           <w:rFonts w:ascii="Cambria Math" w:hAnsi="Cambria Math"/>
                         </w:rPr>
-                        <m:t>i</m:t>
-                      </m:r>
-                      <m:r>
-                        <w:rPr>
-                          <w:rFonts w:ascii="Cambria Math" w:hAnsi="Cambria Math"/>
-                        </w:rPr>
-                        <m:t>,</m:t>
+                        <m:t>i,</m:t>
                       </m:r>
                       <m:r>
                         <w:rPr>
@@ -5900,7 +6108,14 @@
                   <w:rFonts w:ascii="Cambria Math" w:hAnsi="Cambria Math"/>
                   <w:lang w:val="en-US"/>
                 </w:rPr>
-                <m:t>n×</m:t>
+                <m:t>N</m:t>
+              </m:r>
+              <m:r>
+                <w:rPr>
+                  <w:rFonts w:ascii="Cambria Math" w:hAnsi="Cambria Math"/>
+                  <w:lang w:val="en-US"/>
+                </w:rPr>
+                <m:t>×</m:t>
               </m:r>
               <m:sSub>
                 <m:sSubPr>
@@ -5915,7 +6130,7 @@
                     <w:rPr>
                       <w:rFonts w:ascii="Cambria Math" w:hAnsi="Cambria Math"/>
                     </w:rPr>
-                    <m:t>r</m:t>
+                    <m:t>Q</m:t>
                   </m:r>
                 </m:e>
                 <m:sub>
@@ -6065,6 +6280,52 @@
                 <w:rPr>
                   <w:rFonts w:ascii="Cambria Math" w:hAnsi="Cambria Math"/>
                 </w:rPr>
+                <m:t>n</m:t>
+              </m:r>
+              <m:r>
+                <w:rPr>
+                  <w:rFonts w:ascii="Cambria Math" w:hAnsi="Cambria Math"/>
+                  <w:lang w:val="en-US"/>
+                </w:rPr>
+                <m:t>×</m:t>
+              </m:r>
+              <m:sSub>
+                <m:sSubPr>
+                  <m:ctrlPr>
+                    <w:rPr>
+                      <w:rFonts w:ascii="Cambria Math" w:hAnsi="Cambria Math"/>
+                    </w:rPr>
+                  </m:ctrlPr>
+                </m:sSubPr>
+                <m:e>
+                  <m:r>
+                    <w:rPr>
+                      <w:rFonts w:ascii="Cambria Math" w:hAnsi="Cambria Math"/>
+                    </w:rPr>
+                    <m:t>Q</m:t>
+                  </m:r>
+                </m:e>
+                <m:sub>
+                  <m:r>
+                    <w:rPr>
+                      <w:rFonts w:ascii="Cambria Math" w:hAnsi="Cambria Math"/>
+                      <w:lang w:val="en-US"/>
+                    </w:rPr>
+                    <m:t>read,node</m:t>
+                  </m:r>
+                </m:sub>
+              </m:sSub>
+              <m:r>
+                <w:rPr>
+                  <w:rFonts w:ascii="Cambria Math" w:hAnsi="Cambria Math"/>
+                </w:rPr>
+                <m:t>=</m:t>
+              </m:r>
+              <m:r>
+                <w:rPr>
+                  <w:rFonts w:ascii="Cambria Math" w:hAnsi="Cambria Math"/>
+                  <w:lang w:val="en-US"/>
+                </w:rPr>
                 <m:t>N</m:t>
               </m:r>
               <m:r>
@@ -6087,7 +6348,7 @@
                     <w:rPr>
                       <w:rFonts w:ascii="Cambria Math" w:hAnsi="Cambria Math"/>
                     </w:rPr>
-                    <m:t>r</m:t>
+                    <m:t>Q</m:t>
                   </m:r>
                 </m:e>
                 <m:sub>
@@ -6096,74 +6357,7 @@
                       <w:rFonts w:ascii="Cambria Math" w:hAnsi="Cambria Math"/>
                       <w:lang w:val="en-US"/>
                     </w:rPr>
-                    <m:t>read</m:t>
-                  </m:r>
-                  <m:r>
-                    <w:rPr>
-                      <w:rFonts w:ascii="Cambria Math" w:hAnsi="Cambria Math"/>
-                      <w:lang w:val="en-US"/>
-                    </w:rPr>
-                    <m:t>,</m:t>
-                  </m:r>
-                  <m:r>
-                    <w:rPr>
-                      <w:rFonts w:ascii="Cambria Math" w:hAnsi="Cambria Math"/>
-                      <w:lang w:val="en-US"/>
-                    </w:rPr>
-                    <m:t>node</m:t>
-                  </m:r>
-                </m:sub>
-              </m:sSub>
-              <m:r>
-                <w:rPr>
-                  <w:rFonts w:ascii="Cambria Math" w:hAnsi="Cambria Math"/>
-                </w:rPr>
-                <m:t>=</m:t>
-              </m:r>
-              <m:r>
-                <w:rPr>
-                  <w:rFonts w:ascii="Cambria Math" w:hAnsi="Cambria Math"/>
-                  <w:lang w:val="en-US"/>
-                </w:rPr>
-                <m:t>n×</m:t>
-              </m:r>
-              <m:sSub>
-                <m:sSubPr>
-                  <m:ctrlPr>
-                    <w:rPr>
-                      <w:rFonts w:ascii="Cambria Math" w:hAnsi="Cambria Math"/>
-                    </w:rPr>
-                  </m:ctrlPr>
-                </m:sSubPr>
-                <m:e>
-                  <m:r>
-                    <w:rPr>
-                      <w:rFonts w:ascii="Cambria Math" w:hAnsi="Cambria Math"/>
-                    </w:rPr>
-                    <m:t>r</m:t>
-                  </m:r>
-                </m:e>
-                <m:sub>
-                  <m:r>
-                    <w:rPr>
-                      <w:rFonts w:ascii="Cambria Math" w:hAnsi="Cambria Math"/>
-                      <w:lang w:val="en-US"/>
-                    </w:rPr>
-                    <m:t>read</m:t>
-                  </m:r>
-                  <m:r>
-                    <w:rPr>
-                      <w:rFonts w:ascii="Cambria Math" w:hAnsi="Cambria Math"/>
-                      <w:lang w:val="en-US"/>
-                    </w:rPr>
-                    <m:t>,</m:t>
-                  </m:r>
-                  <m:r>
-                    <w:rPr>
-                      <w:rFonts w:ascii="Cambria Math" w:hAnsi="Cambria Math"/>
-                      <w:lang w:val="en-US"/>
-                    </w:rPr>
-                    <m:t>disk</m:t>
+                    <m:t>read,disk</m:t>
                   </m:r>
                 </m:sub>
               </m:sSub>
@@ -6220,9 +6414,8 @@
         <m:r>
           <w:rPr>
             <w:rFonts w:ascii="Cambria Math" w:eastAsiaTheme="minorEastAsia" w:hAnsi="Cambria Math"/>
-            <w:lang w:val="en-US"/>
           </w:rPr>
-          <m:t>n</m:t>
+          <m:t>N</m:t>
         </m:r>
       </m:oMath>
       <w:r>
@@ -6258,7 +6451,14 @@
                   <w:rFonts w:ascii="Cambria Math" w:eastAsiaTheme="minorEastAsia" w:hAnsi="Cambria Math"/>
                   <w:lang w:val="en-US"/>
                 </w:rPr>
-                <m:t>n=</m:t>
+                <m:t>N</m:t>
+              </m:r>
+              <m:r>
+                <w:rPr>
+                  <w:rFonts w:ascii="Cambria Math" w:eastAsiaTheme="minorEastAsia" w:hAnsi="Cambria Math"/>
+                  <w:lang w:val="en-US"/>
+                </w:rPr>
+                <m:t>=</m:t>
               </m:r>
               <m:f>
                 <m:fPr>
@@ -6275,7 +6475,7 @@
                     <w:rPr>
                       <w:rFonts w:ascii="Cambria Math" w:hAnsi="Cambria Math"/>
                     </w:rPr>
-                    <m:t>N</m:t>
+                    <m:t>n</m:t>
                   </m:r>
                   <m:r>
                     <w:rPr>
@@ -6297,7 +6497,7 @@
                         <w:rPr>
                           <w:rFonts w:ascii="Cambria Math" w:hAnsi="Cambria Math"/>
                         </w:rPr>
-                        <m:t>r</m:t>
+                        <m:t>Q</m:t>
                       </m:r>
                     </m:e>
                     <m:sub>
@@ -6325,7 +6525,7 @@
                         <w:rPr>
                           <w:rFonts w:ascii="Cambria Math" w:hAnsi="Cambria Math"/>
                         </w:rPr>
-                        <m:t>r</m:t>
+                        <m:t>Q</m:t>
                       </m:r>
                     </m:e>
                     <m:sub>
@@ -6388,9 +6588,8 @@
         <m:r>
           <w:rPr>
             <w:rFonts w:ascii="Cambria Math" w:eastAsiaTheme="minorEastAsia" w:hAnsi="Cambria Math"/>
-            <w:lang w:val="en-US"/>
           </w:rPr>
-          <m:t>n</m:t>
+          <m:t>N</m:t>
         </m:r>
       </m:oMath>
       <w:r>
@@ -6426,7 +6625,14 @@
                   <w:rFonts w:ascii="Cambria Math" w:eastAsiaTheme="minorEastAsia" w:hAnsi="Cambria Math"/>
                   <w:lang w:val="en-US"/>
                 </w:rPr>
-                <m:t>n=</m:t>
+                <m:t>N</m:t>
+              </m:r>
+              <m:r>
+                <w:rPr>
+                  <w:rFonts w:ascii="Cambria Math" w:eastAsiaTheme="minorEastAsia" w:hAnsi="Cambria Math"/>
+                  <w:lang w:val="en-US"/>
+                </w:rPr>
+                <m:t>=</m:t>
               </m:r>
               <m:f>
                 <m:fPr>
@@ -6460,13 +6666,7 @@
                         <w:rPr>
                           <w:rFonts w:ascii="Cambria Math" w:hAnsi="Cambria Math"/>
                         </w:rPr>
-                        <m:t>М</m:t>
-                      </m:r>
-                      <m:r>
-                        <w:rPr>
-                          <w:rFonts w:ascii="Cambria Math" w:hAnsi="Cambria Math"/>
-                        </w:rPr>
-                        <m:t>бит</m:t>
+                        <m:t>Мбит</m:t>
                       </m:r>
                     </m:num>
                     <m:den>
@@ -6501,13 +6701,7 @@
                         <w:rPr>
                           <w:rFonts w:ascii="Cambria Math" w:hAnsi="Cambria Math"/>
                         </w:rPr>
-                        <m:t>М</m:t>
-                      </m:r>
-                      <m:r>
-                        <w:rPr>
-                          <w:rFonts w:ascii="Cambria Math" w:hAnsi="Cambria Math"/>
-                        </w:rPr>
-                        <m:t>бит</m:t>
+                        <m:t>Мбит</m:t>
                       </m:r>
                     </m:num>
                     <m:den>
@@ -6616,7 +6810,7 @@
                   <w:rFonts w:ascii="Cambria Math" w:eastAsiaTheme="minorEastAsia" w:hAnsi="Cambria Math"/>
                   <w:lang w:val="en-US"/>
                 </w:rPr>
-                <m:t>n</m:t>
+                <m:t>N</m:t>
               </m:r>
             </m:e>
             <m:sub>
@@ -6634,21 +6828,7 @@
               <w:rFonts w:ascii="Cambria Math" w:eastAsiaTheme="minorEastAsia" w:hAnsi="Cambria Math"/>
               <w:lang w:val="en-US"/>
             </w:rPr>
-            <m:t>=</m:t>
-          </m:r>
-          <m:r>
-            <w:rPr>
-              <w:rFonts w:ascii="Cambria Math" w:eastAsiaTheme="minorEastAsia" w:hAnsi="Cambria Math"/>
-              <w:lang w:val="en-US"/>
-            </w:rPr>
-            <m:t>432</m:t>
-          </m:r>
-          <m:r>
-            <w:rPr>
-              <w:rFonts w:ascii="Cambria Math" w:eastAsiaTheme="minorEastAsia" w:hAnsi="Cambria Math"/>
-              <w:lang w:val="en-US"/>
-            </w:rPr>
-            <m:t xml:space="preserve"> </m:t>
+            <m:t xml:space="preserve">=432 </m:t>
           </m:r>
           <m:r>
             <w:rPr>
@@ -6661,7 +6841,13 @@
     </w:p>
     <w:p>
       <w:r>
-        <w:t xml:space="preserve">Выпишем формулу для суммарной пропускной способности чтения для </w:t>
+        <w:t xml:space="preserve">Выпишем формулу для суммарной пропускной способности </w:t>
+      </w:r>
+      <w:r>
+        <w:t>записи</w:t>
+      </w:r>
+      <w:r>
+        <w:t xml:space="preserve"> для </w:t>
       </w:r>
       <w:r>
         <w:rPr>
@@ -6714,7 +6900,7 @@
                     <w:rPr>
                       <w:rFonts w:ascii="Cambria Math" w:hAnsi="Cambria Math"/>
                     </w:rPr>
-                    <m:t>R</m:t>
+                    <m:t>Q</m:t>
                   </m:r>
                 </m:e>
                 <m:sub>
@@ -6759,7 +6945,7 @@
                     <w:rPr>
                       <w:rFonts w:ascii="Cambria Math" w:hAnsi="Cambria Math"/>
                     </w:rPr>
-                    <m:t>n</m:t>
+                    <m:t>N</m:t>
                   </m:r>
                 </m:sup>
                 <m:e>
@@ -6776,7 +6962,7 @@
                         <w:rPr>
                           <w:rFonts w:ascii="Cambria Math" w:hAnsi="Cambria Math"/>
                         </w:rPr>
-                        <m:t>r</m:t>
+                        <m:t>Q</m:t>
                       </m:r>
                     </m:e>
                     <m:sub>
@@ -6784,27 +6970,14 @@
                         <w:rPr>
                           <w:rFonts w:ascii="Cambria Math" w:hAnsi="Cambria Math"/>
                         </w:rPr>
-                        <m:t>i</m:t>
-                      </m:r>
-                      <m:r>
-                        <w:rPr>
-                          <w:rFonts w:ascii="Cambria Math" w:hAnsi="Cambria Math"/>
-                        </w:rPr>
-                        <m:t>,</m:t>
+                        <m:t>i,</m:t>
                       </m:r>
                       <m:r>
                         <w:rPr>
                           <w:rFonts w:ascii="Cambria Math" w:hAnsi="Cambria Math"/>
                           <w:lang w:val="en-US"/>
                         </w:rPr>
-                        <m:t>write</m:t>
-                      </m:r>
-                      <m:r>
-                        <w:rPr>
-                          <w:rFonts w:ascii="Cambria Math" w:hAnsi="Cambria Math"/>
-                          <w:lang w:val="en-US"/>
-                        </w:rPr>
-                        <m:t>,disk</m:t>
+                        <m:t>write,disk</m:t>
                       </m:r>
                     </m:sub>
                   </m:sSub>
@@ -6876,28 +7049,47 @@
               <w:rPr>
                 <w:rFonts w:ascii="Cambria Math" w:hAnsi="Cambria Math"/>
               </w:rPr>
-              <m:t>R</m:t>
+              <m:t>Q</m:t>
             </m:r>
           </m:e>
           <m:sub>
             <m:r>
               <w:rPr>
                 <w:rFonts w:ascii="Cambria Math" w:hAnsi="Cambria Math"/>
+                <w:lang w:val="en-US"/>
               </w:rPr>
-              <m:t>r</m:t>
+              <m:t>write</m:t>
+            </m:r>
+            <m:r>
+              <w:rPr>
+                <w:rFonts w:ascii="Cambria Math" w:hAnsi="Cambria Math"/>
+              </w:rPr>
+              <m:t>,</m:t>
             </m:r>
             <m:r>
               <w:rPr>
                 <w:rFonts w:ascii="Cambria Math" w:hAnsi="Cambria Math"/>
                 <w:lang w:val="en-US"/>
               </w:rPr>
-              <m:t>ead</m:t>
+              <m:t>disks</m:t>
             </m:r>
           </m:sub>
         </m:sSub>
       </m:oMath>
       <w:r>
-        <w:t xml:space="preserve"> — требуемая итоговая пропускная способность по чтению, </w:t>
+        <w:t xml:space="preserve"> —</w:t>
+      </w:r>
+      <w:r>
+        <w:t xml:space="preserve"> </w:t>
+      </w:r>
+      <w:r>
+        <w:t>пропускная способность по</w:t>
+      </w:r>
+      <w:r>
+        <w:t xml:space="preserve"> записи</w:t>
+      </w:r>
+      <w:r>
+        <w:t xml:space="preserve">, </w:t>
       </w:r>
       <m:oMath>
         <m:r>
@@ -6914,7 +7106,16 @@
         <w:t xml:space="preserve"> </w:t>
       </w:r>
       <w:r>
-        <w:t xml:space="preserve">— количество узлов, </w:t>
+        <w:t>— количество</w:t>
+      </w:r>
+      <w:r>
+        <w:t xml:space="preserve"> </w:t>
+      </w:r>
+      <w:r>
+        <w:t>дисков</w:t>
+      </w:r>
+      <w:r>
+        <w:t xml:space="preserve">, </w:t>
       </w:r>
       <m:oMath>
         <m:sSub>
@@ -6931,22 +7132,29 @@
               <w:rPr>
                 <w:rFonts w:ascii="Cambria Math" w:hAnsi="Cambria Math"/>
               </w:rPr>
-              <m:t>r</m:t>
+              <m:t>Q</m:t>
             </m:r>
           </m:e>
           <m:sub>
             <m:r>
               <w:rPr>
                 <w:rFonts w:ascii="Cambria Math" w:hAnsi="Cambria Math"/>
+                <w:lang w:val="en-US"/>
               </w:rPr>
-              <m:t>r</m:t>
+              <m:t>write</m:t>
+            </m:r>
+            <m:r>
+              <w:rPr>
+                <w:rFonts w:ascii="Cambria Math" w:hAnsi="Cambria Math"/>
+              </w:rPr>
+              <m:t>,</m:t>
             </m:r>
             <m:r>
               <w:rPr>
                 <w:rFonts w:ascii="Cambria Math" w:hAnsi="Cambria Math"/>
                 <w:lang w:val="en-US"/>
               </w:rPr>
-              <m:t>ead</m:t>
+              <m:t>disk</m:t>
             </m:r>
           </m:sub>
         </m:sSub>
@@ -7061,7 +7269,7 @@
                     <w:rPr>
                       <w:rFonts w:ascii="Cambria Math" w:hAnsi="Cambria Math"/>
                     </w:rPr>
-                    <m:t>n</m:t>
+                    <m:t>N</m:t>
                   </m:r>
                 </m:sup>
                 <m:e>
@@ -7078,7 +7286,7 @@
                         <w:rPr>
                           <w:rFonts w:ascii="Cambria Math" w:hAnsi="Cambria Math"/>
                         </w:rPr>
-                        <m:t>r</m:t>
+                        <m:t>Q</m:t>
                       </m:r>
                     </m:e>
                     <m:sub>
@@ -7086,27 +7294,14 @@
                         <w:rPr>
                           <w:rFonts w:ascii="Cambria Math" w:hAnsi="Cambria Math"/>
                         </w:rPr>
-                        <m:t>i</m:t>
-                      </m:r>
-                      <m:r>
-                        <w:rPr>
-                          <w:rFonts w:ascii="Cambria Math" w:hAnsi="Cambria Math"/>
-                        </w:rPr>
-                        <m:t>,</m:t>
+                        <m:t>i,</m:t>
                       </m:r>
                       <m:r>
                         <w:rPr>
                           <w:rFonts w:ascii="Cambria Math" w:hAnsi="Cambria Math"/>
                           <w:lang w:val="en-US"/>
                         </w:rPr>
-                        <m:t>write</m:t>
-                      </m:r>
-                      <m:r>
-                        <w:rPr>
-                          <w:rFonts w:ascii="Cambria Math" w:hAnsi="Cambria Math"/>
-                          <w:lang w:val="en-US"/>
-                        </w:rPr>
-                        <m:t>,disk</m:t>
+                        <m:t>write,disk</m:t>
                       </m:r>
                     </m:sub>
                   </m:sSub>
@@ -7123,7 +7318,14 @@
                   <w:rFonts w:ascii="Cambria Math" w:hAnsi="Cambria Math"/>
                   <w:lang w:val="en-US"/>
                 </w:rPr>
-                <m:t>n×</m:t>
+                <m:t>N</m:t>
+              </m:r>
+              <m:r>
+                <w:rPr>
+                  <w:rFonts w:ascii="Cambria Math" w:hAnsi="Cambria Math"/>
+                  <w:lang w:val="en-US"/>
+                </w:rPr>
+                <m:t>×</m:t>
               </m:r>
               <m:sSub>
                 <m:sSubPr>
@@ -7138,7 +7340,7 @@
                     <w:rPr>
                       <w:rFonts w:ascii="Cambria Math" w:hAnsi="Cambria Math"/>
                     </w:rPr>
-                    <m:t>r</m:t>
+                    <m:t>Q</m:t>
                   </m:r>
                 </m:e>
                 <m:sub>
@@ -7147,14 +7349,7 @@
                       <w:rFonts w:ascii="Cambria Math" w:hAnsi="Cambria Math"/>
                       <w:lang w:val="en-US"/>
                     </w:rPr>
-                    <m:t>write</m:t>
-                  </m:r>
-                  <m:r>
-                    <w:rPr>
-                      <w:rFonts w:ascii="Cambria Math" w:hAnsi="Cambria Math"/>
-                      <w:lang w:val="en-US"/>
-                    </w:rPr>
-                    <m:t>,disk</m:t>
+                    <m:t>write,disk</m:t>
                   </m:r>
                 </m:sub>
               </m:sSub>
@@ -7260,21 +7455,7 @@
             <w:rFonts w:ascii="Cambria Math" w:eastAsiaTheme="minorEastAsia" w:hAnsi="Cambria Math"/>
             <w:lang w:val="en-US"/>
           </w:rPr>
-          <m:t>, (</m:t>
-        </m:r>
-        <m:r>
-          <w:rPr>
-            <w:rFonts w:ascii="Cambria Math" w:eastAsiaTheme="minorEastAsia" w:hAnsi="Cambria Math"/>
-            <w:lang w:val="en-US"/>
-          </w:rPr>
-          <m:t>8</m:t>
-        </m:r>
-        <m:r>
-          <w:rPr>
-            <w:rFonts w:ascii="Cambria Math" w:eastAsiaTheme="minorEastAsia" w:hAnsi="Cambria Math"/>
-            <w:lang w:val="en-US"/>
-          </w:rPr>
-          <m:t>)</m:t>
+          <m:t>, (8)</m:t>
         </m:r>
       </m:oMath>
       <w:r>
@@ -7308,6 +7489,52 @@
               <m:r>
                 <w:rPr>
                   <w:rFonts w:ascii="Cambria Math" w:hAnsi="Cambria Math"/>
+                </w:rPr>
+                <m:t>n</m:t>
+              </m:r>
+              <m:r>
+                <w:rPr>
+                  <w:rFonts w:ascii="Cambria Math" w:hAnsi="Cambria Math"/>
+                  <w:lang w:val="en-US"/>
+                </w:rPr>
+                <m:t>×</m:t>
+              </m:r>
+              <m:sSub>
+                <m:sSubPr>
+                  <m:ctrlPr>
+                    <w:rPr>
+                      <w:rFonts w:ascii="Cambria Math" w:hAnsi="Cambria Math"/>
+                    </w:rPr>
+                  </m:ctrlPr>
+                </m:sSubPr>
+                <m:e>
+                  <m:r>
+                    <w:rPr>
+                      <w:rFonts w:ascii="Cambria Math" w:hAnsi="Cambria Math"/>
+                    </w:rPr>
+                    <m:t>Q</m:t>
+                  </m:r>
+                </m:e>
+                <m:sub>
+                  <m:r>
+                    <w:rPr>
+                      <w:rFonts w:ascii="Cambria Math" w:hAnsi="Cambria Math"/>
+                      <w:lang w:val="en-US"/>
+                    </w:rPr>
+                    <m:t>write,node</m:t>
+                  </m:r>
+                </m:sub>
+              </m:sSub>
+              <m:r>
+                <w:rPr>
+                  <w:rFonts w:ascii="Cambria Math" w:hAnsi="Cambria Math"/>
+                </w:rPr>
+                <m:t>=</m:t>
+              </m:r>
+              <m:r>
+                <w:rPr>
+                  <w:rFonts w:ascii="Cambria Math" w:hAnsi="Cambria Math"/>
+                  <w:lang w:val="en-US"/>
                 </w:rPr>
                 <m:t>N</m:t>
               </m:r>
@@ -7331,7 +7558,7 @@
                     <w:rPr>
                       <w:rFonts w:ascii="Cambria Math" w:hAnsi="Cambria Math"/>
                     </w:rPr>
-                    <m:t>r</m:t>
+                    <m:t>Q</m:t>
                   </m:r>
                 </m:e>
                 <m:sub>
@@ -7340,60 +7567,7 @@
                       <w:rFonts w:ascii="Cambria Math" w:hAnsi="Cambria Math"/>
                       <w:lang w:val="en-US"/>
                     </w:rPr>
-                    <m:t>write</m:t>
-                  </m:r>
-                  <m:r>
-                    <w:rPr>
-                      <w:rFonts w:ascii="Cambria Math" w:hAnsi="Cambria Math"/>
-                      <w:lang w:val="en-US"/>
-                    </w:rPr>
-                    <m:t>,node</m:t>
-                  </m:r>
-                </m:sub>
-              </m:sSub>
-              <m:r>
-                <w:rPr>
-                  <w:rFonts w:ascii="Cambria Math" w:hAnsi="Cambria Math"/>
-                </w:rPr>
-                <m:t>=</m:t>
-              </m:r>
-              <m:r>
-                <w:rPr>
-                  <w:rFonts w:ascii="Cambria Math" w:hAnsi="Cambria Math"/>
-                  <w:lang w:val="en-US"/>
-                </w:rPr>
-                <m:t>n×</m:t>
-              </m:r>
-              <m:sSub>
-                <m:sSubPr>
-                  <m:ctrlPr>
-                    <w:rPr>
-                      <w:rFonts w:ascii="Cambria Math" w:hAnsi="Cambria Math"/>
-                    </w:rPr>
-                  </m:ctrlPr>
-                </m:sSubPr>
-                <m:e>
-                  <m:r>
-                    <w:rPr>
-                      <w:rFonts w:ascii="Cambria Math" w:hAnsi="Cambria Math"/>
-                    </w:rPr>
-                    <m:t>r</m:t>
-                  </m:r>
-                </m:e>
-                <m:sub>
-                  <m:r>
-                    <w:rPr>
-                      <w:rFonts w:ascii="Cambria Math" w:hAnsi="Cambria Math"/>
-                      <w:lang w:val="en-US"/>
-                    </w:rPr>
-                    <m:t>write</m:t>
-                  </m:r>
-                  <m:r>
-                    <w:rPr>
-                      <w:rFonts w:ascii="Cambria Math" w:hAnsi="Cambria Math"/>
-                      <w:lang w:val="en-US"/>
-                    </w:rPr>
-                    <m:t>,disk</m:t>
+                    <m:t>write,disk</m:t>
                   </m:r>
                 </m:sub>
               </m:sSub>
@@ -7450,9 +7624,8 @@
         <m:r>
           <w:rPr>
             <w:rFonts w:ascii="Cambria Math" w:eastAsiaTheme="minorEastAsia" w:hAnsi="Cambria Math"/>
-            <w:lang w:val="en-US"/>
           </w:rPr>
-          <m:t>n</m:t>
+          <m:t>N</m:t>
         </m:r>
       </m:oMath>
       <w:r>
@@ -7488,7 +7661,14 @@
                   <w:rFonts w:ascii="Cambria Math" w:eastAsiaTheme="minorEastAsia" w:hAnsi="Cambria Math"/>
                   <w:lang w:val="en-US"/>
                 </w:rPr>
-                <m:t>n=</m:t>
+                <m:t>N</m:t>
+              </m:r>
+              <m:r>
+                <w:rPr>
+                  <w:rFonts w:ascii="Cambria Math" w:eastAsiaTheme="minorEastAsia" w:hAnsi="Cambria Math"/>
+                  <w:lang w:val="en-US"/>
+                </w:rPr>
+                <m:t>=</m:t>
               </m:r>
               <m:f>
                 <m:fPr>
@@ -7505,7 +7685,7 @@
                     <w:rPr>
                       <w:rFonts w:ascii="Cambria Math" w:hAnsi="Cambria Math"/>
                     </w:rPr>
-                    <m:t>N</m:t>
+                    <m:t>n</m:t>
                   </m:r>
                   <m:r>
                     <w:rPr>
@@ -7527,7 +7707,7 @@
                         <w:rPr>
                           <w:rFonts w:ascii="Cambria Math" w:hAnsi="Cambria Math"/>
                         </w:rPr>
-                        <m:t>r</m:t>
+                        <m:t>Q</m:t>
                       </m:r>
                     </m:e>
                     <m:sub>
@@ -7536,14 +7716,7 @@
                           <w:rFonts w:ascii="Cambria Math" w:hAnsi="Cambria Math"/>
                           <w:lang w:val="en-US"/>
                         </w:rPr>
-                        <m:t>write</m:t>
-                      </m:r>
-                      <m:r>
-                        <w:rPr>
-                          <w:rFonts w:ascii="Cambria Math" w:hAnsi="Cambria Math"/>
-                          <w:lang w:val="en-US"/>
-                        </w:rPr>
-                        <m:t>,node</m:t>
+                        <m:t>write,node</m:t>
                       </m:r>
                     </m:sub>
                   </m:sSub>
@@ -7562,7 +7735,7 @@
                         <w:rPr>
                           <w:rFonts w:ascii="Cambria Math" w:hAnsi="Cambria Math"/>
                         </w:rPr>
-                        <m:t>r</m:t>
+                        <m:t>Q</m:t>
                       </m:r>
                     </m:e>
                     <m:sub>
@@ -7571,14 +7744,7 @@
                           <w:rFonts w:ascii="Cambria Math" w:hAnsi="Cambria Math"/>
                           <w:lang w:val="en-US"/>
                         </w:rPr>
-                        <m:t>write</m:t>
-                      </m:r>
-                      <m:r>
-                        <w:rPr>
-                          <w:rFonts w:ascii="Cambria Math" w:hAnsi="Cambria Math"/>
-                          <w:lang w:val="en-US"/>
-                        </w:rPr>
-                        <m:t>,disk</m:t>
+                        <m:t>write,disk</m:t>
                       </m:r>
                     </m:sub>
                   </m:sSub>
@@ -7632,9 +7798,8 @@
         <m:r>
           <w:rPr>
             <w:rFonts w:ascii="Cambria Math" w:eastAsiaTheme="minorEastAsia" w:hAnsi="Cambria Math"/>
-            <w:lang w:val="en-US"/>
           </w:rPr>
-          <m:t>n</m:t>
+          <m:t>N</m:t>
         </m:r>
       </m:oMath>
       <w:r>
@@ -7670,7 +7835,14 @@
                   <w:rFonts w:ascii="Cambria Math" w:eastAsiaTheme="minorEastAsia" w:hAnsi="Cambria Math"/>
                   <w:lang w:val="en-US"/>
                 </w:rPr>
-                <m:t>n=</m:t>
+                <m:t>N</m:t>
+              </m:r>
+              <m:r>
+                <w:rPr>
+                  <w:rFonts w:ascii="Cambria Math" w:eastAsiaTheme="minorEastAsia" w:hAnsi="Cambria Math"/>
+                  <w:lang w:val="en-US"/>
+                </w:rPr>
+                <m:t>=</m:t>
               </m:r>
               <m:f>
                 <m:fPr>
@@ -7704,13 +7876,7 @@
                         <w:rPr>
                           <w:rFonts w:ascii="Cambria Math" w:hAnsi="Cambria Math"/>
                         </w:rPr>
-                        <m:t>М</m:t>
-                      </m:r>
-                      <m:r>
-                        <w:rPr>
-                          <w:rFonts w:ascii="Cambria Math" w:hAnsi="Cambria Math"/>
-                        </w:rPr>
-                        <m:t>бит</m:t>
+                        <m:t>Мбит</m:t>
                       </m:r>
                     </m:num>
                     <m:den>
@@ -7745,13 +7911,7 @@
                         <w:rPr>
                           <w:rFonts w:ascii="Cambria Math" w:hAnsi="Cambria Math"/>
                         </w:rPr>
-                        <m:t>М</m:t>
-                      </m:r>
-                      <m:r>
-                        <w:rPr>
-                          <w:rFonts w:ascii="Cambria Math" w:hAnsi="Cambria Math"/>
-                        </w:rPr>
-                        <m:t>бит</m:t>
+                        <m:t>Мбит</m:t>
                       </m:r>
                     </m:num>
                     <m:den>
@@ -7820,19 +7980,7 @@
         <w:rPr>
           <w:rFonts w:eastAsiaTheme="minorEastAsia"/>
         </w:rPr>
-        <w:t xml:space="preserve">Чтобы советовать всем требованиям округлим количество необходимых дисков для </w:t>
-      </w:r>
-      <w:r>
-        <w:rPr>
-          <w:rFonts w:eastAsiaTheme="minorEastAsia"/>
-        </w:rPr>
-        <w:t>чтения</w:t>
-      </w:r>
-      <w:r>
-        <w:rPr>
-          <w:rFonts w:eastAsiaTheme="minorEastAsia"/>
-        </w:rPr>
-        <w:t xml:space="preserve"> в большую сторону:</w:t>
+        <w:t>Чтобы советовать всем требованиям округлим количество необходимых дисков для чтения в большую сторону:</w:t>
       </w:r>
     </w:p>
     <w:p>
@@ -7861,7 +8009,7 @@
                   <w:rFonts w:ascii="Cambria Math" w:eastAsiaTheme="minorEastAsia" w:hAnsi="Cambria Math"/>
                   <w:lang w:val="en-US"/>
                 </w:rPr>
-                <m:t>n</m:t>
+                <m:t>N</m:t>
               </m:r>
             </m:e>
             <m:sub>
@@ -7931,7 +8079,7 @@
                       <w:rFonts w:ascii="Cambria Math" w:eastAsiaTheme="minorEastAsia" w:hAnsi="Cambria Math"/>
                       <w:lang w:val="en-US"/>
                     </w:rPr>
-                    <m:t>n</m:t>
+                    <m:t>N</m:t>
                   </m:r>
                 </m:e>
                 <m:sub>
@@ -7999,7 +8147,7 @@
                               <w:rFonts w:ascii="Cambria Math" w:eastAsiaTheme="minorEastAsia" w:hAnsi="Cambria Math"/>
                               <w:lang w:val="en-US"/>
                             </w:rPr>
-                            <m:t>n</m:t>
+                            <m:t>N</m:t>
                           </m:r>
                         </m:e>
                         <m:sub>
@@ -8024,7 +8172,7 @@
                           <w:rFonts w:ascii="Cambria Math" w:eastAsiaTheme="minorEastAsia" w:hAnsi="Cambria Math"/>
                           <w:lang w:val="en-US"/>
                         </w:rPr>
-                        <m:t>n</m:t>
+                        <m:t>N</m:t>
                       </m:r>
                     </m:e>
                     <m:sub>
@@ -8044,14 +8192,7 @@
                   <w:rFonts w:ascii="Cambria Math" w:eastAsiaTheme="minorEastAsia" w:hAnsi="Cambria Math"/>
                   <w:lang w:val="en-US"/>
                 </w:rPr>
-                <m:t>=</m:t>
-              </m:r>
-              <m:r>
-                <w:rPr>
-                  <w:rFonts w:ascii="Cambria Math" w:eastAsiaTheme="minorEastAsia" w:hAnsi="Cambria Math"/>
-                  <w:lang w:val="en-US"/>
-                </w:rPr>
-                <m:t xml:space="preserve">432 </m:t>
+                <m:t xml:space="preserve">=432 </m:t>
               </m:r>
               <m:r>
                 <w:rPr>
@@ -8103,6 +8244,7 @@
         <w:pStyle w:val="af3"/>
       </w:pPr>
       <w:r>
+        <w:lastRenderedPageBreak/>
         <w:t>Таблица 2 — Результаты расчётов</w:t>
       </w:r>
     </w:p>
@@ -11369,7 +11511,7 @@
   <w:style w:type="paragraph" w:default="1" w:styleId="a0">
     <w:name w:val="Normal"/>
     <w:qFormat/>
-    <w:rsid w:val="00041A0B"/>
+    <w:rsid w:val="0092445C"/>
     <w:pPr>
       <w:spacing w:after="0" w:line="360" w:lineRule="auto"/>
       <w:ind w:firstLine="709"/>

--- a/ПР4/ПР4.docx
+++ b/ПР4/ПР4.docx
@@ -50,7 +50,7 @@
                 <w:lang w:eastAsia="ru-RU"/>
               </w:rPr>
               <w:drawing>
-                <wp:inline distT="0" distB="0" distL="0" distR="0" wp14:anchorId="12358CD4" wp14:editId="3C220409">
+                <wp:inline distT="0" distB="0" distL="0" distR="0" wp14:anchorId="12358CD4" wp14:editId="6CEABE29">
                   <wp:extent cx="1066800" cy="1066800"/>
                   <wp:effectExtent l="0" t="0" r="0" b="0"/>
                   <wp:docPr id="298370851" name="Рисунок 3"/>
@@ -1343,13 +1343,7 @@
         <w:rPr>
           <w:lang w:eastAsia="zh-CN" w:bidi="hi-IN"/>
         </w:rPr>
-        <w:t>Работа с накопителями данных. Технологии классического RAID По материалам лекции заполните таблицу</w:t>
-      </w:r>
-      <w:r>
-        <w:rPr>
-          <w:lang w:eastAsia="zh-CN" w:bidi="hi-IN"/>
-        </w:rPr>
-        <w:t>.</w:t>
+        <w:t>Работа с накопителями данных. Технологии классического RAID По материалам лекции заполните таблицу.</w:t>
       </w:r>
     </w:p>
     <w:p>
@@ -2174,25 +2168,7 @@
                   <w:rPr>
                     <w:rFonts w:ascii="Cambria Math" w:hAnsi="Cambria Math"/>
                   </w:rPr>
-                  <m:t>(</m:t>
-                </m:r>
-                <m:r>
-                  <m:rPr>
-                    <m:sty m:val="p"/>
-                  </m:rPr>
-                  <w:rPr>
-                    <w:rFonts w:ascii="Cambria Math" w:hAnsi="Cambria Math"/>
-                  </w:rPr>
-                  <m:t>n</m:t>
-                </m:r>
-                <m:r>
-                  <m:rPr>
-                    <m:sty m:val="p"/>
-                  </m:rPr>
-                  <w:rPr>
-                    <w:rFonts w:ascii="Cambria Math" w:hAnsi="Cambria Math"/>
-                  </w:rPr>
-                  <m:t>-1)</m:t>
+                  <m:t>(n-1)</m:t>
                 </m:r>
               </m:oMath>
             </m:oMathPara>
@@ -2342,16 +2318,7 @@
                       <w:rPr>
                         <w:rFonts w:ascii="Cambria Math" w:hAnsi="Cambria Math"/>
                       </w:rPr>
-                      <m:t>n</m:t>
-                    </m:r>
-                    <m:r>
-                      <m:rPr>
-                        <m:sty m:val="p"/>
-                      </m:rPr>
-                      <w:rPr>
-                        <w:rFonts w:ascii="Cambria Math" w:hAnsi="Cambria Math"/>
-                      </w:rPr>
-                      <m:t>-1</m:t>
+                      <m:t>n-1</m:t>
                     </m:r>
                   </m:num>
                   <m:den>
@@ -2440,13 +2407,7 @@
                           <w:rPr>
                             <w:rFonts w:ascii="Cambria Math" w:hAnsi="Cambria Math"/>
                           </w:rPr>
-                          <m:t>n</m:t>
-                        </m:r>
-                        <m:r>
-                          <w:rPr>
-                            <w:rFonts w:ascii="Cambria Math" w:hAnsi="Cambria Math"/>
-                          </w:rPr>
-                          <m:t>-</m:t>
+                          <m:t>n-</m:t>
                         </m:r>
                         <m:r>
                           <w:rPr>
@@ -2517,16 +2478,7 @@
                       <w:rPr>
                         <w:rFonts w:ascii="Cambria Math" w:hAnsi="Cambria Math"/>
                       </w:rPr>
-                      <m:t>&lt;</m:t>
-                    </m:r>
-                    <m:r>
-                      <m:rPr>
-                        <m:sty m:val="p"/>
-                      </m:rPr>
-                      <w:rPr>
-                        <w:rFonts w:ascii="Cambria Math" w:hAnsi="Cambria Math"/>
-                      </w:rPr>
-                      <m:t>Q</m:t>
+                      <m:t>&lt;Q</m:t>
                     </m:r>
                   </m:e>
                   <m:sub>
@@ -2636,25 +2588,7 @@
                   <w:rPr>
                     <w:rFonts w:ascii="Cambria Math" w:hAnsi="Cambria Math"/>
                   </w:rPr>
-                  <m:t>(</m:t>
-                </m:r>
-                <m:r>
-                  <m:rPr>
-                    <m:sty m:val="p"/>
-                  </m:rPr>
-                  <w:rPr>
-                    <w:rFonts w:ascii="Cambria Math" w:hAnsi="Cambria Math"/>
-                  </w:rPr>
-                  <m:t>n</m:t>
-                </m:r>
-                <m:r>
-                  <m:rPr>
-                    <m:sty m:val="p"/>
-                  </m:rPr>
-                  <w:rPr>
-                    <w:rFonts w:ascii="Cambria Math" w:hAnsi="Cambria Math"/>
-                  </w:rPr>
-                  <m:t>-2)×</m:t>
+                  <m:t>(n-2)×</m:t>
                 </m:r>
                 <m:sSub>
                   <m:sSubPr>
@@ -2712,16 +2646,7 @@
                       <w:rPr>
                         <w:rFonts w:ascii="Cambria Math" w:hAnsi="Cambria Math"/>
                       </w:rPr>
-                      <m:t>n</m:t>
-                    </m:r>
-                    <m:r>
-                      <m:rPr>
-                        <m:sty m:val="p"/>
-                      </m:rPr>
-                      <w:rPr>
-                        <w:rFonts w:ascii="Cambria Math" w:hAnsi="Cambria Math"/>
-                      </w:rPr>
-                      <m:t>-2</m:t>
+                      <m:t>n-2</m:t>
                     </m:r>
                   </m:num>
                   <m:den>
@@ -2943,25 +2868,7 @@
                   <w:rPr>
                     <w:rFonts w:ascii="Cambria Math" w:hAnsi="Cambria Math"/>
                   </w:rPr>
-                  <m:t>(</m:t>
-                </m:r>
-                <m:r>
-                  <m:rPr>
-                    <m:sty m:val="p"/>
-                  </m:rPr>
-                  <w:rPr>
-                    <w:rFonts w:ascii="Cambria Math" w:hAnsi="Cambria Math"/>
-                  </w:rPr>
-                  <m:t>n</m:t>
-                </m:r>
-                <m:r>
-                  <m:rPr>
-                    <m:sty m:val="p"/>
-                  </m:rPr>
-                  <w:rPr>
-                    <w:rFonts w:ascii="Cambria Math" w:hAnsi="Cambria Math"/>
-                  </w:rPr>
-                  <m:t>-2)×</m:t>
+                  <m:t>(n-2)×</m:t>
                 </m:r>
                 <m:sSub>
                   <m:sSubPr>
@@ -3019,16 +2926,7 @@
                       <w:rPr>
                         <w:rFonts w:ascii="Cambria Math" w:hAnsi="Cambria Math"/>
                       </w:rPr>
-                      <m:t>n</m:t>
-                    </m:r>
-                    <m:r>
-                      <m:rPr>
-                        <m:sty m:val="p"/>
-                      </m:rPr>
-                      <w:rPr>
-                        <w:rFonts w:ascii="Cambria Math" w:hAnsi="Cambria Math"/>
-                      </w:rPr>
-                      <m:t>-2</m:t>
+                      <m:t>n-2</m:t>
                     </m:r>
                   </m:num>
                   <m:den>
@@ -3084,16 +2982,7 @@
                       <w:rPr>
                         <w:rFonts w:ascii="Cambria Math" w:hAnsi="Cambria Math"/>
                       </w:rPr>
-                      <m:t>n</m:t>
-                    </m:r>
-                    <m:r>
-                      <m:rPr>
-                        <m:sty m:val="p"/>
-                      </m:rPr>
-                      <w:rPr>
-                        <w:rFonts w:ascii="Cambria Math" w:hAnsi="Cambria Math"/>
-                      </w:rPr>
-                      <m:t>-2</m:t>
+                      <m:t>n-2</m:t>
                     </m:r>
                   </m:sup>
                   <m:e>
@@ -3571,25 +3460,7 @@
                       <w:rPr>
                         <w:rFonts w:ascii="Cambria Math" w:hAnsi="Cambria Math"/>
                       </w:rPr>
-                      <m:t xml:space="preserve"> </m:t>
-                    </m:r>
-                    <m:r>
-                      <m:rPr>
-                        <m:sty m:val="p"/>
-                      </m:rPr>
-                      <w:rPr>
-                        <w:rFonts w:ascii="Cambria Math" w:hAnsi="Cambria Math"/>
-                      </w:rPr>
-                      <m:t xml:space="preserve">каждой </m:t>
-                    </m:r>
-                    <m:r>
-                      <m:rPr>
-                        <m:sty m:val="p"/>
-                      </m:rPr>
-                      <w:rPr>
-                        <w:rFonts w:ascii="Cambria Math" w:hAnsi="Cambria Math"/>
-                      </w:rPr>
-                      <m:t>группе</m:t>
+                      <m:t xml:space="preserve"> каждой группе</m:t>
                     </m:r>
                   </m:e>
                 </m:d>
@@ -3746,16 +3617,7 @@
                       <w:rPr>
                         <w:rFonts w:ascii="Cambria Math" w:hAnsi="Cambria Math"/>
                       </w:rPr>
-                      <m:t>N</m:t>
-                    </m:r>
-                    <m:r>
-                      <m:rPr>
-                        <m:sty m:val="p"/>
-                      </m:rPr>
-                      <w:rPr>
-                        <w:rFonts w:ascii="Cambria Math" w:hAnsi="Cambria Math"/>
-                      </w:rPr>
-                      <m:t>-</m:t>
+                      <m:t>N-</m:t>
                     </m:r>
                     <m:r>
                       <w:rPr>
@@ -3910,16 +3772,7 @@
                       <w:rPr>
                         <w:rFonts w:ascii="Cambria Math" w:hAnsi="Cambria Math"/>
                       </w:rPr>
-                      <m:t>&lt;</m:t>
-                    </m:r>
-                    <m:r>
-                      <m:rPr>
-                        <m:sty m:val="p"/>
-                      </m:rPr>
-                      <w:rPr>
-                        <w:rFonts w:ascii="Cambria Math" w:hAnsi="Cambria Math"/>
-                      </w:rPr>
-                      <m:t>Q</m:t>
+                      <m:t>&lt;Q</m:t>
                     </m:r>
                   </m:e>
                   <m:sub>
@@ -3953,79 +3806,7 @@
                   <w:rPr>
                     <w:rFonts w:ascii="Cambria Math" w:hAnsi="Cambria Math"/>
                   </w:rPr>
-                  <m:t>k</m:t>
-                </m:r>
-                <m:r>
-                  <m:rPr>
-                    <m:sty m:val="p"/>
-                  </m:rPr>
-                  <w:rPr>
-                    <w:rFonts w:ascii="Cambria Math" w:hAnsi="Cambria Math"/>
-                  </w:rPr>
-                  <m:t xml:space="preserve"> </m:t>
-                </m:r>
-                <m:r>
-                  <m:rPr>
-                    <m:sty m:val="p"/>
-                  </m:rPr>
-                  <w:rPr>
-                    <w:rFonts w:ascii="Cambria Math" w:hAnsi="Cambria Math"/>
-                  </w:rPr>
-                  <m:t>(</m:t>
-                </m:r>
-                <m:r>
-                  <m:rPr>
-                    <m:sty m:val="p"/>
-                  </m:rPr>
-                  <w:rPr>
-                    <w:rFonts w:ascii="Cambria Math" w:hAnsi="Cambria Math"/>
-                  </w:rPr>
-                  <m:t>по 1 в</m:t>
-                </m:r>
-                <m:r>
-                  <m:rPr>
-                    <m:sty m:val="p"/>
-                  </m:rPr>
-                  <w:rPr>
-                    <w:rFonts w:ascii="Cambria Math" w:hAnsi="Cambria Math"/>
-                  </w:rPr>
-                  <m:t xml:space="preserve"> </m:t>
-                </m:r>
-                <m:r>
-                  <m:rPr>
-                    <m:sty m:val="p"/>
-                  </m:rPr>
-                  <w:rPr>
-                    <w:rFonts w:ascii="Cambria Math" w:hAnsi="Cambria Math"/>
-                  </w:rPr>
-                  <m:t>каждой</m:t>
-                </m:r>
-                <m:r>
-                  <m:rPr>
-                    <m:sty m:val="p"/>
-                  </m:rPr>
-                  <w:rPr>
-                    <w:rFonts w:ascii="Cambria Math" w:hAnsi="Cambria Math"/>
-                  </w:rPr>
-                  <m:t xml:space="preserve"> </m:t>
-                </m:r>
-                <m:r>
-                  <m:rPr>
-                    <m:sty m:val="p"/>
-                  </m:rPr>
-                  <w:rPr>
-                    <w:rFonts w:ascii="Cambria Math" w:hAnsi="Cambria Math"/>
-                  </w:rPr>
-                  <m:t>группе</m:t>
-                </m:r>
-                <m:r>
-                  <m:rPr>
-                    <m:sty m:val="p"/>
-                  </m:rPr>
-                  <w:rPr>
-                    <w:rFonts w:ascii="Cambria Math" w:hAnsi="Cambria Math"/>
-                  </w:rPr>
-                  <m:t>)</m:t>
+                  <m:t>k (по 1 в каждой группе)</m:t>
                 </m:r>
               </m:oMath>
             </m:oMathPara>
@@ -4176,16 +3957,7 @@
                       <w:rPr>
                         <w:rFonts w:ascii="Cambria Math" w:hAnsi="Cambria Math"/>
                       </w:rPr>
-                      <m:t>N</m:t>
-                    </m:r>
-                    <m:r>
-                      <m:rPr>
-                        <m:sty m:val="p"/>
-                      </m:rPr>
-                      <w:rPr>
-                        <w:rFonts w:ascii="Cambria Math" w:hAnsi="Cambria Math"/>
-                      </w:rPr>
-                      <m:t>-2</m:t>
+                      <m:t>N-2</m:t>
                     </m:r>
                     <m:r>
                       <w:rPr>
@@ -4337,43 +4109,7 @@
                   <w:rPr>
                     <w:rFonts w:ascii="Cambria Math" w:hAnsi="Cambria Math"/>
                   </w:rPr>
-                  <m:t>2</m:t>
-                </m:r>
-                <m:r>
-                  <m:rPr>
-                    <m:sty m:val="p"/>
-                  </m:rPr>
-                  <w:rPr>
-                    <w:rFonts w:ascii="Cambria Math" w:hAnsi="Cambria Math"/>
-                  </w:rPr>
-                  <m:t xml:space="preserve">k </m:t>
-                </m:r>
-                <m:r>
-                  <m:rPr>
-                    <m:sty m:val="p"/>
-                  </m:rPr>
-                  <w:rPr>
-                    <w:rFonts w:ascii="Cambria Math" w:hAnsi="Cambria Math"/>
-                  </w:rPr>
-                  <m:t>(</m:t>
-                </m:r>
-                <m:r>
-                  <m:rPr>
-                    <m:sty m:val="p"/>
-                  </m:rPr>
-                  <w:rPr>
-                    <w:rFonts w:ascii="Cambria Math" w:hAnsi="Cambria Math"/>
-                  </w:rPr>
-                  <m:t>по 2 в каждой группе</m:t>
-                </m:r>
-                <m:r>
-                  <m:rPr>
-                    <m:sty m:val="p"/>
-                  </m:rPr>
-                  <w:rPr>
-                    <w:rFonts w:ascii="Cambria Math" w:hAnsi="Cambria Math"/>
-                  </w:rPr>
-                  <m:t>)</m:t>
+                  <m:t>2k (по 2 в каждой группе)</m:t>
                 </m:r>
               </m:oMath>
             </m:oMathPara>
@@ -4438,10 +4174,7 @@
         <w:t xml:space="preserve">В таблице </w:t>
       </w:r>
       <w:r>
-        <w:t>1.2</w:t>
-      </w:r>
-      <w:r>
-        <w:t>.1</w:t>
+        <w:t>1.2.1</w:t>
       </w:r>
       <w:r>
         <w:t xml:space="preserve"> представлены вводные данные</w:t>
@@ -4871,9 +4604,6 @@
     <w:p>
       <w:pPr>
         <w:pStyle w:val="af9"/>
-        <w:rPr>
-          <w:lang w:val="en-US"/>
-        </w:rPr>
       </w:pPr>
       <w:r>
         <w:t>Описание системы хранения данных:</w:t>
@@ -4957,14 +4687,7 @@
                       <w:rFonts w:ascii="Cambria Math" w:hAnsi="Cambria Math"/>
                       <w:lang w:val="en-US"/>
                     </w:rPr>
-                    <m:t>read</m:t>
-                  </m:r>
-                  <m:r>
-                    <w:rPr>
-                      <w:rFonts w:ascii="Cambria Math" w:hAnsi="Cambria Math"/>
-                      <w:lang w:val="en-US"/>
-                    </w:rPr>
-                    <m:t>,total</m:t>
+                    <m:t>read,total</m:t>
                   </m:r>
                 </m:sub>
               </m:sSub>
@@ -4973,21 +4696,7 @@
                   <w:rFonts w:ascii="Cambria Math" w:hAnsi="Cambria Math"/>
                   <w:lang w:val="en-US"/>
                 </w:rPr>
-                <m:t>=</m:t>
-              </m:r>
-              <m:r>
-                <w:rPr>
-                  <w:rFonts w:ascii="Cambria Math" w:hAnsi="Cambria Math"/>
-                  <w:lang w:val="en-US"/>
-                </w:rPr>
-                <m:t>n</m:t>
-              </m:r>
-              <m:r>
-                <w:rPr>
-                  <w:rFonts w:ascii="Cambria Math" w:hAnsi="Cambria Math"/>
-                  <w:lang w:val="en-US"/>
-                </w:rPr>
-                <m:t>×</m:t>
+                <m:t>=n×</m:t>
               </m:r>
               <m:sSub>
                 <m:sSubPr>
@@ -5020,14 +4729,7 @@
                       <w:rFonts w:ascii="Cambria Math" w:hAnsi="Cambria Math"/>
                       <w:lang w:val="en-US"/>
                     </w:rPr>
-                    <m:t>ead</m:t>
-                  </m:r>
-                  <m:r>
-                    <w:rPr>
-                      <w:rFonts w:ascii="Cambria Math" w:hAnsi="Cambria Math"/>
-                      <w:lang w:val="en-US"/>
-                    </w:rPr>
-                    <m:t>,node</m:t>
+                    <m:t>ead,node</m:t>
                   </m:r>
                 </m:sub>
               </m:sSub>
@@ -5356,21 +5058,7 @@
                   <w:rFonts w:ascii="Cambria Math" w:hAnsi="Cambria Math"/>
                   <w:lang w:val="en-US"/>
                 </w:rPr>
-                <m:t>=</m:t>
-              </m:r>
-              <m:r>
-                <w:rPr>
-                  <w:rFonts w:ascii="Cambria Math" w:hAnsi="Cambria Math"/>
-                  <w:lang w:val="en-US"/>
-                </w:rPr>
-                <m:t>n</m:t>
-              </m:r>
-              <m:r>
-                <w:rPr>
-                  <w:rFonts w:ascii="Cambria Math" w:hAnsi="Cambria Math"/>
-                  <w:lang w:val="en-US"/>
-                </w:rPr>
-                <m:t>×</m:t>
+                <m:t>=n×</m:t>
               </m:r>
               <m:sSub>
                 <m:sSubPr>
@@ -5403,14 +5091,7 @@
                       <w:rFonts w:ascii="Cambria Math" w:hAnsi="Cambria Math"/>
                       <w:lang w:val="en-US"/>
                     </w:rPr>
-                    <m:t>rite</m:t>
-                  </m:r>
-                  <m:r>
-                    <w:rPr>
-                      <w:rFonts w:ascii="Cambria Math" w:hAnsi="Cambria Math"/>
-                      <w:lang w:val="en-US"/>
-                    </w:rPr>
-                    <m:t>,node</m:t>
+                    <m:t>rite,node</m:t>
                   </m:r>
                 </m:sub>
               </m:sSub>
@@ -6108,14 +5789,7 @@
                   <w:rFonts w:ascii="Cambria Math" w:hAnsi="Cambria Math"/>
                   <w:lang w:val="en-US"/>
                 </w:rPr>
-                <m:t>N</m:t>
-              </m:r>
-              <m:r>
-                <w:rPr>
-                  <w:rFonts w:ascii="Cambria Math" w:hAnsi="Cambria Math"/>
-                  <w:lang w:val="en-US"/>
-                </w:rPr>
-                <m:t>×</m:t>
+                <m:t>N×</m:t>
               </m:r>
               <m:sSub>
                 <m:sSubPr>
@@ -6326,14 +6000,7 @@
                   <w:rFonts w:ascii="Cambria Math" w:hAnsi="Cambria Math"/>
                   <w:lang w:val="en-US"/>
                 </w:rPr>
-                <m:t>N</m:t>
-              </m:r>
-              <m:r>
-                <w:rPr>
-                  <w:rFonts w:ascii="Cambria Math" w:hAnsi="Cambria Math"/>
-                  <w:lang w:val="en-US"/>
-                </w:rPr>
-                <m:t>×</m:t>
+                <m:t>N×</m:t>
               </m:r>
               <m:sSub>
                 <m:sSubPr>
@@ -6451,14 +6118,7 @@
                   <w:rFonts w:ascii="Cambria Math" w:eastAsiaTheme="minorEastAsia" w:hAnsi="Cambria Math"/>
                   <w:lang w:val="en-US"/>
                 </w:rPr>
-                <m:t>N</m:t>
-              </m:r>
-              <m:r>
-                <w:rPr>
-                  <w:rFonts w:ascii="Cambria Math" w:eastAsiaTheme="minorEastAsia" w:hAnsi="Cambria Math"/>
-                  <w:lang w:val="en-US"/>
-                </w:rPr>
-                <m:t>=</m:t>
+                <m:t>N=</m:t>
               </m:r>
               <m:f>
                 <m:fPr>
@@ -6625,14 +6285,7 @@
                   <w:rFonts w:ascii="Cambria Math" w:eastAsiaTheme="minorEastAsia" w:hAnsi="Cambria Math"/>
                   <w:lang w:val="en-US"/>
                 </w:rPr>
-                <m:t>N</m:t>
-              </m:r>
-              <m:r>
-                <w:rPr>
-                  <w:rFonts w:ascii="Cambria Math" w:eastAsiaTheme="minorEastAsia" w:hAnsi="Cambria Math"/>
-                  <w:lang w:val="en-US"/>
-                </w:rPr>
-                <m:t>=</m:t>
+                <m:t>N=</m:t>
               </m:r>
               <m:f>
                 <m:fPr>
@@ -6770,7 +6423,25 @@
         <w:rPr>
           <w:rFonts w:eastAsiaTheme="minorEastAsia"/>
         </w:rPr>
-        <w:t xml:space="preserve">Чтобы советовать всем требованиям округлим количество </w:t>
+        <w:t xml:space="preserve">Чтобы </w:t>
+      </w:r>
+      <w:r>
+        <w:rPr>
+          <w:rFonts w:eastAsiaTheme="minorEastAsia"/>
+        </w:rPr>
+        <w:t>соответствовать</w:t>
+      </w:r>
+      <w:r>
+        <w:rPr>
+          <w:rFonts w:eastAsiaTheme="minorEastAsia"/>
+        </w:rPr>
+        <w:t xml:space="preserve"> </w:t>
+      </w:r>
+      <w:r>
+        <w:rPr>
+          <w:rFonts w:eastAsiaTheme="minorEastAsia"/>
+        </w:rPr>
+        <w:t xml:space="preserve">всем требованиям округлим количество </w:t>
       </w:r>
       <w:r>
         <w:rPr>
@@ -7318,14 +6989,7 @@
                   <w:rFonts w:ascii="Cambria Math" w:hAnsi="Cambria Math"/>
                   <w:lang w:val="en-US"/>
                 </w:rPr>
-                <m:t>N</m:t>
-              </m:r>
-              <m:r>
-                <w:rPr>
-                  <w:rFonts w:ascii="Cambria Math" w:hAnsi="Cambria Math"/>
-                  <w:lang w:val="en-US"/>
-                </w:rPr>
-                <m:t>×</m:t>
+                <m:t>N×</m:t>
               </m:r>
               <m:sSub>
                 <m:sSubPr>
@@ -7536,14 +7200,7 @@
                   <w:rFonts w:ascii="Cambria Math" w:hAnsi="Cambria Math"/>
                   <w:lang w:val="en-US"/>
                 </w:rPr>
-                <m:t>N</m:t>
-              </m:r>
-              <m:r>
-                <w:rPr>
-                  <w:rFonts w:ascii="Cambria Math" w:hAnsi="Cambria Math"/>
-                  <w:lang w:val="en-US"/>
-                </w:rPr>
-                <m:t>×</m:t>
+                <m:t>N×</m:t>
               </m:r>
               <m:sSub>
                 <m:sSubPr>
@@ -7661,14 +7318,7 @@
                   <w:rFonts w:ascii="Cambria Math" w:eastAsiaTheme="minorEastAsia" w:hAnsi="Cambria Math"/>
                   <w:lang w:val="en-US"/>
                 </w:rPr>
-                <m:t>N</m:t>
-              </m:r>
-              <m:r>
-                <w:rPr>
-                  <w:rFonts w:ascii="Cambria Math" w:eastAsiaTheme="minorEastAsia" w:hAnsi="Cambria Math"/>
-                  <w:lang w:val="en-US"/>
-                </w:rPr>
-                <m:t>=</m:t>
+                <m:t>N=</m:t>
               </m:r>
               <m:f>
                 <m:fPr>
@@ -7835,14 +7485,7 @@
                   <w:rFonts w:ascii="Cambria Math" w:eastAsiaTheme="minorEastAsia" w:hAnsi="Cambria Math"/>
                   <w:lang w:val="en-US"/>
                 </w:rPr>
-                <m:t>N</m:t>
-              </m:r>
-              <m:r>
-                <w:rPr>
-                  <w:rFonts w:ascii="Cambria Math" w:eastAsiaTheme="minorEastAsia" w:hAnsi="Cambria Math"/>
-                  <w:lang w:val="en-US"/>
-                </w:rPr>
-                <m:t>=</m:t>
+                <m:t>N=</m:t>
               </m:r>
               <m:f>
                 <m:fPr>
@@ -7980,7 +7623,25 @@
         <w:rPr>
           <w:rFonts w:eastAsiaTheme="minorEastAsia"/>
         </w:rPr>
-        <w:t>Чтобы советовать всем требованиям округлим количество необходимых дисков для чтения в большую сторону:</w:t>
+        <w:t xml:space="preserve">Чтобы </w:t>
+      </w:r>
+      <w:r>
+        <w:rPr>
+          <w:rFonts w:eastAsiaTheme="minorEastAsia"/>
+        </w:rPr>
+        <w:t>соответствовать</w:t>
+      </w:r>
+      <w:r>
+        <w:rPr>
+          <w:rFonts w:eastAsiaTheme="minorEastAsia"/>
+        </w:rPr>
+        <w:t xml:space="preserve"> </w:t>
+      </w:r>
+      <w:r>
+        <w:rPr>
+          <w:rFonts w:eastAsiaTheme="minorEastAsia"/>
+        </w:rPr>
+        <w:t>всем требованиям округлим количество необходимых дисков для чтения в большую сторону:</w:t>
       </w:r>
     </w:p>
     <w:p>
@@ -8165,14 +7826,7 @@
                           <w:rFonts w:ascii="Cambria Math" w:eastAsiaTheme="minorEastAsia" w:hAnsi="Cambria Math"/>
                           <w:lang w:val="en-US"/>
                         </w:rPr>
-                        <m:t xml:space="preserve">, </m:t>
-                      </m:r>
-                      <m:r>
-                        <w:rPr>
-                          <w:rFonts w:ascii="Cambria Math" w:eastAsiaTheme="minorEastAsia" w:hAnsi="Cambria Math"/>
-                          <w:lang w:val="en-US"/>
-                        </w:rPr>
-                        <m:t>N</m:t>
+                        <m:t>, N</m:t>
                       </m:r>
                     </m:e>
                     <m:sub>
@@ -11726,6 +11380,7 @@
   <w:style w:type="character" w:default="1" w:styleId="a2">
     <w:name w:val="Default Paragraph Font"/>
     <w:uiPriority w:val="1"/>
+    <w:semiHidden/>
     <w:unhideWhenUsed/>
   </w:style>
   <w:style w:type="table" w:default="1" w:styleId="a3">
